--- a/docx/บทที่4.docx
+++ b/docx/บทที่4.docx
@@ -170,19 +170,13 @@
     </w:p>
     <w:p>
       <w:pPr>
-        <w:jc w:val="thaiDistribute"/>
-        <w:rPr>
-          <w:rFonts w:hint="cs"/>
-          <w:cs/>
-        </w:rPr>
-      </w:pPr>
-      <w:r>
-        <w:tab/>
-      </w:r>
-      <w:r>
-        <w:tab/>
-        <w:t>1.</w:t>
-      </w:r>
+        <w:pStyle w:val="ListParagraph"/>
+        <w:numPr>
+          <w:ilvl w:val="0"/>
+          <w:numId w:val="2"/>
+        </w:numPr>
+        <w:jc w:val="thaiDistribute"/>
+      </w:pPr>
       <w:r>
         <w:rPr>
           <w:rFonts w:hint="cs"/>
@@ -203,7 +197,7 @@
     </w:p>
     <w:p>
       <w:pPr>
-        <w:jc w:val="center"/>
+        <w:jc w:val="thaiDistribute"/>
       </w:pPr>
       <w:r>
         <w:rPr>
@@ -211,7 +205,7 @@
           <w:cs/>
         </w:rPr>
         <w:drawing>
-          <wp:inline distT="0" distB="0" distL="0" distR="0" wp14:anchorId="013136D1" wp14:editId="6E7F7AF5">
+          <wp:inline distT="0" distB="0" distL="0" distR="0" wp14:anchorId="549F2BF9" wp14:editId="3387A5B3">
             <wp:extent cx="5274310" cy="2802255"/>
             <wp:effectExtent l="0" t="0" r="2540" b="0"/>
             <wp:docPr id="1" name="Picture 1"/>
@@ -228,7 +222,7 @@
                     </pic:cNvPicPr>
                   </pic:nvPicPr>
                   <pic:blipFill>
-                    <a:blip r:embed="rId7" cstate="print">
+                    <a:blip r:embed="rId8" cstate="print">
                       <a:extLst>
                         <a:ext uri="{28A0092B-C50C-407E-A947-70E740481C1C}">
                           <a14:useLocalDpi xmlns:a14="http://schemas.microsoft.com/office/drawing/2010/main" val="0"/>
@@ -277,87 +271,73 @@
     </w:p>
     <w:p>
       <w:pPr>
-        <w:jc w:val="center"/>
-      </w:pPr>
-    </w:p>
-    <w:p>
-      <w:pPr>
-        <w:jc w:val="center"/>
-      </w:pPr>
-    </w:p>
-    <w:p>
-      <w:pPr>
-        <w:jc w:val="center"/>
-      </w:pPr>
-    </w:p>
-    <w:p>
-      <w:pPr>
-        <w:jc w:val="center"/>
-      </w:pPr>
-    </w:p>
-    <w:p>
-      <w:pPr>
-        <w:jc w:val="center"/>
-      </w:pPr>
-    </w:p>
-    <w:p>
-      <w:pPr>
-        <w:jc w:val="center"/>
-      </w:pPr>
-    </w:p>
-    <w:p>
-      <w:pPr>
-        <w:jc w:val="center"/>
-        <w:rPr>
-          <w:rFonts w:hint="cs"/>
-        </w:rPr>
-      </w:pPr>
-    </w:p>
-    <w:p>
-      <w:pPr>
-        <w:rPr>
-          <w:rFonts w:hint="cs"/>
-          <w:cs/>
-        </w:rPr>
-      </w:pPr>
-      <w:r>
-        <w:rPr>
+        <w:jc w:val="thaiDistribute"/>
+      </w:pPr>
+    </w:p>
+    <w:p>
+      <w:pPr>
+        <w:jc w:val="thaiDistribute"/>
+      </w:pPr>
+    </w:p>
+    <w:p>
+      <w:pPr>
+        <w:jc w:val="thaiDistribute"/>
+      </w:pPr>
+    </w:p>
+    <w:p>
+      <w:pPr>
+        <w:jc w:val="thaiDistribute"/>
+      </w:pPr>
+    </w:p>
+    <w:p>
+      <w:pPr>
+        <w:jc w:val="thaiDistribute"/>
+      </w:pPr>
+    </w:p>
+    <w:p>
+      <w:pPr>
+        <w:jc w:val="thaiDistribute"/>
+      </w:pPr>
+    </w:p>
+    <w:p>
+      <w:pPr>
+        <w:jc w:val="thaiDistribute"/>
+      </w:pPr>
+    </w:p>
+    <w:p>
+      <w:pPr>
+        <w:pStyle w:val="ListParagraph"/>
+        <w:numPr>
+          <w:ilvl w:val="0"/>
+          <w:numId w:val="2"/>
+        </w:numPr>
+        <w:jc w:val="thaiDistribute"/>
+      </w:pPr>
+      <w:r>
+        <w:rPr>
+          <w:rFonts w:hint="cs"/>
           <w:cs/>
         </w:rPr>
         <w:lastRenderedPageBreak/>
-        <w:tab/>
-      </w:r>
-      <w:r>
-        <w:rPr>
-          <w:cs/>
-        </w:rPr>
-        <w:tab/>
-      </w:r>
-      <w:r>
-        <w:rPr>
-          <w:rFonts w:hint="cs"/>
-          <w:cs/>
-        </w:rPr>
-        <w:t xml:space="preserve">2.หน้าต่าง </w:t>
-      </w:r>
-      <w:r>
-        <w:t xml:space="preserve">Dashboard </w:t>
-      </w:r>
-    </w:p>
-    <w:p>
-      <w:pPr>
-        <w:jc w:val="center"/>
+        <w:t xml:space="preserve">หน้า </w:t>
+      </w:r>
+      <w:r>
+        <w:t>Dashboard</w:t>
+      </w:r>
+    </w:p>
+    <w:p>
+      <w:pPr>
+        <w:jc w:val="thaiDistribute"/>
       </w:pPr>
       <w:r>
         <w:rPr>
           <w:noProof/>
-          <w:cs/>
         </w:rPr>
         <w:drawing>
-          <wp:inline distT="0" distB="0" distL="0" distR="0" wp14:anchorId="229279B1" wp14:editId="19333280">
-            <wp:extent cx="5263555" cy="2796540"/>
+          <wp:inline distT="0" distB="0" distL="0" distR="0" wp14:anchorId="3BD38115" wp14:editId="4ECA2841">
+            <wp:extent cx="5265420" cy="2796540"/>
             <wp:effectExtent l="0" t="0" r="0" b="3810"/>
-            <wp:docPr id="2" name="Picture 2"/>
+            <wp:docPr id="8" name="Picture 8"/>
             <wp:cNvGraphicFramePr>
               <a:graphicFrameLocks xmlns:a="http://schemas.openxmlformats.org/drawingml/2006/main" noChangeAspect="1"/>
             </wp:cNvGraphicFramePr>
@@ -365,111 +345,7 @@
               <a:graphicData uri="http://schemas.openxmlformats.org/drawingml/2006/picture">
                 <pic:pic xmlns:pic="http://schemas.openxmlformats.org/drawingml/2006/picture">
                   <pic:nvPicPr>
-                    <pic:cNvPr id="0" name="Picture 3"/>
-                    <pic:cNvPicPr>
-                      <a:picLocks noChangeAspect="1" noChangeArrowheads="1"/>
-                    </pic:cNvPicPr>
-                  </pic:nvPicPr>
-                  <pic:blipFill>
-                    <a:blip r:embed="rId8" cstate="print">
-                      <a:extLst>
-                        <a:ext uri="{28A0092B-C50C-407E-A947-70E740481C1C}">
-                          <a14:useLocalDpi xmlns:a14="http://schemas.microsoft.com/office/drawing/2010/main" val="0"/>
-                        </a:ext>
-                      </a:extLst>
-                    </a:blip>
-                    <a:srcRect/>
-                    <a:stretch>
-                      <a:fillRect/>
-                    </a:stretch>
-                  </pic:blipFill>
-                  <pic:spPr bwMode="auto">
-                    <a:xfrm>
-                      <a:off x="0" y="0"/>
-                      <a:ext cx="5359488" cy="2847509"/>
-                    </a:xfrm>
-                    <a:prstGeom prst="rect">
-                      <a:avLst/>
-                    </a:prstGeom>
-                    <a:noFill/>
-                    <a:ln>
-                      <a:noFill/>
-                    </a:ln>
-                  </pic:spPr>
-                </pic:pic>
-              </a:graphicData>
-            </a:graphic>
-          </wp:inline>
-        </w:drawing>
-      </w:r>
-    </w:p>
-    <w:p>
-      <w:pPr>
-        <w:jc w:val="center"/>
-      </w:pPr>
-      <w:r>
-        <w:rPr>
-          <w:rFonts w:hint="cs"/>
-          <w:cs/>
-        </w:rPr>
-        <w:t>ภาพที่ 4.</w:t>
-      </w:r>
-      <w:r>
-        <w:rPr>
-          <w:rFonts w:hint="cs"/>
-          <w:cs/>
-        </w:rPr>
-        <w:t>2</w:t>
-      </w:r>
-      <w:r>
-        <w:rPr>
-          <w:rFonts w:hint="cs"/>
-          <w:cs/>
-        </w:rPr>
-        <w:t xml:space="preserve"> หน้าต่าง</w:t>
-      </w:r>
-      <w:r>
-        <w:t xml:space="preserve"> </w:t>
-      </w:r>
-      <w:r>
-        <w:t>Dashboard</w:t>
-      </w:r>
-    </w:p>
-    <w:p>
-      <w:pPr>
-        <w:jc w:val="center"/>
-        <w:rPr>
-          <w:rFonts w:hint="cs"/>
-        </w:rPr>
-      </w:pPr>
-    </w:p>
-    <w:p>
-      <w:r>
-        <w:rPr>
-          <w:noProof/>
-          <w:cs/>
-        </w:rPr>
-        <w:drawing>
-          <wp:anchor distT="0" distB="0" distL="114300" distR="114300" simplePos="0" relativeHeight="251658240" behindDoc="0" locked="0" layoutInCell="1" allowOverlap="1" wp14:anchorId="5C328D88" wp14:editId="16416EBD">
-            <wp:simplePos x="0" y="0"/>
-            <wp:positionH relativeFrom="margin">
-              <wp:align>right</wp:align>
-            </wp:positionH>
-            <wp:positionV relativeFrom="paragraph">
-              <wp:posOffset>333375</wp:posOffset>
-            </wp:positionV>
-            <wp:extent cx="5288280" cy="2809678"/>
-            <wp:effectExtent l="0" t="0" r="7620" b="0"/>
-            <wp:wrapNone/>
-            <wp:docPr id="6" name="Picture 6"/>
-            <wp:cNvGraphicFramePr>
-              <a:graphicFrameLocks xmlns:a="http://schemas.openxmlformats.org/drawingml/2006/main" noChangeAspect="1"/>
-            </wp:cNvGraphicFramePr>
-            <a:graphic xmlns:a="http://schemas.openxmlformats.org/drawingml/2006/main">
-              <a:graphicData uri="http://schemas.openxmlformats.org/drawingml/2006/picture">
-                <pic:pic xmlns:pic="http://schemas.openxmlformats.org/drawingml/2006/picture">
-                  <pic:nvPicPr>
-                    <pic:cNvPr id="0" name="Picture 8"/>
+                    <pic:cNvPr id="0" name="Picture 1"/>
                     <pic:cNvPicPr>
                       <a:picLocks noChangeAspect="1" noChangeArrowheads="1"/>
                     </pic:cNvPicPr>
@@ -490,7 +366,7 @@
                   <pic:spPr bwMode="auto">
                     <a:xfrm>
                       <a:off x="0" y="0"/>
-                      <a:ext cx="5288280" cy="2809678"/>
+                      <a:ext cx="5265420" cy="2796540"/>
                     </a:xfrm>
                     <a:prstGeom prst="rect">
                       <a:avLst/>
@@ -503,45 +379,10 @@
                 </pic:pic>
               </a:graphicData>
             </a:graphic>
-            <wp14:sizeRelH relativeFrom="margin">
-              <wp14:pctWidth>0</wp14:pctWidth>
-            </wp14:sizeRelH>
-            <wp14:sizeRelV relativeFrom="margin">
-              <wp14:pctHeight>0</wp14:pctHeight>
-            </wp14:sizeRelV>
-          </wp:anchor>
+          </wp:inline>
         </w:drawing>
       </w:r>
-      <w:r>
-        <w:rPr>
-          <w:cs/>
-        </w:rPr>
-        <w:tab/>
-      </w:r>
-      <w:r>
-        <w:rPr>
-          <w:cs/>
-        </w:rPr>
-        <w:tab/>
-      </w:r>
-      <w:r>
-        <w:rPr>
-          <w:rFonts w:hint="cs"/>
-          <w:cs/>
-        </w:rPr>
-        <w:t>3.หน้าต่างแสดงหมวดหมู่ทั้งหมด</w:t>
-      </w:r>
-    </w:p>
-    <w:p/>
-    <w:p/>
-    <w:p/>
-    <w:p/>
-    <w:p/>
-    <w:p/>
-    <w:p/>
-    <w:p/>
-    <w:p/>
-    <w:p/>
+    </w:p>
     <w:p>
       <w:pPr>
         <w:jc w:val="center"/>
@@ -554,49 +395,59 @@
         <w:t>ภาพที่ 4.</w:t>
       </w:r>
       <w:r>
-        <w:rPr>
-          <w:rFonts w:hint="cs"/>
-          <w:cs/>
-        </w:rPr>
-        <w:t>3</w:t>
-      </w:r>
-      <w:r>
-        <w:rPr>
-          <w:rFonts w:hint="cs"/>
-          <w:cs/>
-        </w:rPr>
-        <w:t xml:space="preserve"> หน้าต่างแสดงหมวดหมู่ทั้งหมด</w:t>
-      </w:r>
-    </w:p>
-    <w:p/>
-    <w:p/>
-    <w:p/>
-    <w:p/>
-    <w:p>
-      <w:pPr>
-        <w:rPr>
-          <w:rFonts w:hint="cs"/>
-        </w:rPr>
-      </w:pPr>
-      <w:r>
-        <w:rPr>
+        <w:t>2</w:t>
+      </w:r>
+      <w:r>
+        <w:rPr>
+          <w:rFonts w:hint="cs"/>
+          <w:cs/>
+        </w:rPr>
+        <w:t xml:space="preserve"> หน้า</w:t>
+      </w:r>
+      <w:r>
+        <w:t xml:space="preserve"> </w:t>
+      </w:r>
+      <w:r>
+        <w:t>Dashboard</w:t>
+      </w:r>
+    </w:p>
+    <w:p>
+      <w:pPr>
+        <w:jc w:val="thaiDistribute"/>
+      </w:pPr>
+    </w:p>
+    <w:p>
+      <w:pPr>
+        <w:pStyle w:val="ListParagraph"/>
+        <w:numPr>
+          <w:ilvl w:val="0"/>
+          <w:numId w:val="2"/>
+        </w:numPr>
+        <w:jc w:val="thaiDistribute"/>
+      </w:pPr>
+      <w:r>
+        <w:rPr>
+          <w:rFonts w:hint="cs"/>
+          <w:cs/>
+        </w:rPr>
+        <w:t>หน้าหลักการจัดการข้อมูลพนักงาน</w:t>
+      </w:r>
+    </w:p>
+    <w:p>
+      <w:pPr>
+        <w:jc w:val="thaiDistribute"/>
+      </w:pPr>
+      <w:r>
+        <w:rPr>
+          <w:rFonts w:hint="cs"/>
           <w:noProof/>
           <w:cs/>
         </w:rPr>
-        <w:lastRenderedPageBreak/>
         <w:drawing>
-          <wp:anchor distT="0" distB="0" distL="114300" distR="114300" simplePos="0" relativeHeight="251660288" behindDoc="0" locked="0" layoutInCell="1" allowOverlap="1" wp14:anchorId="1CB0383C" wp14:editId="05FBC409">
-            <wp:simplePos x="0" y="0"/>
-            <wp:positionH relativeFrom="margin">
-              <wp:align>right</wp:align>
-            </wp:positionH>
-            <wp:positionV relativeFrom="paragraph">
-              <wp:posOffset>251460</wp:posOffset>
-            </wp:positionV>
-            <wp:extent cx="5274310" cy="2802255"/>
-            <wp:effectExtent l="0" t="0" r="2540" b="0"/>
-            <wp:wrapNone/>
-            <wp:docPr id="3" name="Picture 3"/>
+          <wp:inline distT="0" distB="0" distL="0" distR="0" wp14:anchorId="70E028BE" wp14:editId="5D1B3BDA">
+            <wp:extent cx="5265420" cy="2796540"/>
+            <wp:effectExtent l="0" t="0" r="0" b="3810"/>
+            <wp:docPr id="11" name="Picture 11"/>
             <wp:cNvGraphicFramePr>
               <a:graphicFrameLocks xmlns:a="http://schemas.openxmlformats.org/drawingml/2006/main" noChangeAspect="1"/>
             </wp:cNvGraphicFramePr>
@@ -604,7 +455,7 @@
               <a:graphicData uri="http://schemas.openxmlformats.org/drawingml/2006/picture">
                 <pic:pic xmlns:pic="http://schemas.openxmlformats.org/drawingml/2006/picture">
                   <pic:nvPicPr>
-                    <pic:cNvPr id="0" name="Picture 5"/>
+                    <pic:cNvPr id="0" name="Picture 3"/>
                     <pic:cNvPicPr>
                       <a:picLocks noChangeAspect="1" noChangeArrowheads="1"/>
                     </pic:cNvPicPr>
@@ -625,7 +476,7 @@
                   <pic:spPr bwMode="auto">
                     <a:xfrm>
                       <a:off x="0" y="0"/>
-                      <a:ext cx="5274310" cy="2802255"/>
+                      <a:ext cx="5265420" cy="2796540"/>
                     </a:xfrm>
                     <a:prstGeom prst="rect">
                       <a:avLst/>
@@ -638,44 +489,9 @@
                 </pic:pic>
               </a:graphicData>
             </a:graphic>
-          </wp:anchor>
+          </wp:inline>
         </w:drawing>
       </w:r>
-      <w:r>
-        <w:rPr>
-          <w:cs/>
-        </w:rPr>
-        <w:tab/>
-      </w:r>
-      <w:r>
-        <w:rPr>
-          <w:cs/>
-        </w:rPr>
-        <w:tab/>
-      </w:r>
-      <w:r>
-        <w:rPr>
-          <w:rFonts w:hint="cs"/>
-          <w:cs/>
-        </w:rPr>
-        <w:t>4.หน้าต่างแสดงการเพิ่มหมวดหมู่</w:t>
-      </w:r>
-    </w:p>
-    <w:p/>
-    <w:p/>
-    <w:p/>
-    <w:p/>
-    <w:p/>
-    <w:p/>
-    <w:p/>
-    <w:p/>
-    <w:p/>
-    <w:p>
-      <w:pPr>
-        <w:rPr>
-          <w:rFonts w:hint="cs"/>
-        </w:rPr>
-      </w:pPr>
     </w:p>
     <w:p>
       <w:pPr>
@@ -686,43 +502,62 @@
           <w:rFonts w:hint="cs"/>
           <w:cs/>
         </w:rPr>
-        <w:t>ภาพที่ 4.</w:t>
-      </w:r>
-      <w:r>
-        <w:rPr>
-          <w:rFonts w:hint="cs"/>
-          <w:cs/>
-        </w:rPr>
-        <w:t>4</w:t>
-      </w:r>
-      <w:r>
-        <w:rPr>
-          <w:rFonts w:hint="cs"/>
-          <w:cs/>
-        </w:rPr>
-        <w:t xml:space="preserve"> หน้าต่างแสดงการเพิ่มหมวดหมู่</w:t>
-      </w:r>
-    </w:p>
-    <w:p/>
-    <w:p>
-      <w:r>
-        <w:rPr>
+        <w:t>ภาพที่ 4.3 หน้าหลักการจัดการข้อมูลพนักงาน</w:t>
+      </w:r>
+    </w:p>
+    <w:p>
+      <w:pPr>
+        <w:jc w:val="thaiDistribute"/>
+      </w:pPr>
+    </w:p>
+    <w:p>
+      <w:pPr>
+        <w:jc w:val="thaiDistribute"/>
+      </w:pPr>
+    </w:p>
+    <w:p>
+      <w:pPr>
+        <w:jc w:val="thaiDistribute"/>
+      </w:pPr>
+    </w:p>
+    <w:p>
+      <w:pPr>
+        <w:jc w:val="thaiDistribute"/>
+      </w:pPr>
+    </w:p>
+    <w:p>
+      <w:pPr>
+        <w:pStyle w:val="ListParagraph"/>
+        <w:numPr>
+          <w:ilvl w:val="0"/>
+          <w:numId w:val="2"/>
+        </w:numPr>
+        <w:jc w:val="thaiDistribute"/>
+      </w:pPr>
+      <w:r>
+        <w:rPr>
+          <w:rFonts w:hint="cs"/>
+          <w:cs/>
+        </w:rPr>
+        <w:lastRenderedPageBreak/>
+        <w:t>หน้าเพิ่มข้อมูลพนักงาน</w:t>
+      </w:r>
+    </w:p>
+    <w:p>
+      <w:pPr>
+        <w:jc w:val="thaiDistribute"/>
+      </w:pPr>
+      <w:r>
+        <w:rPr>
+          <w:rFonts w:hint="cs"/>
           <w:noProof/>
           <w:cs/>
         </w:rPr>
         <w:drawing>
-          <wp:anchor distT="0" distB="0" distL="114300" distR="114300" simplePos="0" relativeHeight="251661312" behindDoc="0" locked="0" layoutInCell="1" allowOverlap="1" wp14:anchorId="0FA85BA6" wp14:editId="7F90D004">
-            <wp:simplePos x="0" y="0"/>
-            <wp:positionH relativeFrom="margin">
-              <wp:align>right</wp:align>
-            </wp:positionH>
-            <wp:positionV relativeFrom="paragraph">
-              <wp:posOffset>282575</wp:posOffset>
-            </wp:positionV>
-            <wp:extent cx="5274310" cy="2802255"/>
-            <wp:effectExtent l="0" t="0" r="2540" b="0"/>
-            <wp:wrapNone/>
-            <wp:docPr id="4" name="Picture 4"/>
+          <wp:inline distT="0" distB="0" distL="0" distR="0" wp14:anchorId="707A00E4" wp14:editId="7E972C66">
+            <wp:extent cx="5265420" cy="2796540"/>
+            <wp:effectExtent l="0" t="0" r="0" b="3810"/>
+            <wp:docPr id="12" name="Picture 12"/>
             <wp:cNvGraphicFramePr>
               <a:graphicFrameLocks xmlns:a="http://schemas.openxmlformats.org/drawingml/2006/main" noChangeAspect="1"/>
             </wp:cNvGraphicFramePr>
@@ -730,7 +565,7 @@
               <a:graphicData uri="http://schemas.openxmlformats.org/drawingml/2006/picture">
                 <pic:pic xmlns:pic="http://schemas.openxmlformats.org/drawingml/2006/picture">
                   <pic:nvPicPr>
-                    <pic:cNvPr id="0" name="Picture 6"/>
+                    <pic:cNvPr id="0" name="Picture 4"/>
                     <pic:cNvPicPr>
                       <a:picLocks noChangeAspect="1" noChangeArrowheads="1"/>
                     </pic:cNvPicPr>
@@ -751,7 +586,7 @@
                   <pic:spPr bwMode="auto">
                     <a:xfrm>
                       <a:off x="0" y="0"/>
-                      <a:ext cx="5274310" cy="2802255"/>
+                      <a:ext cx="5265420" cy="2796540"/>
                     </a:xfrm>
                     <a:prstGeom prst="rect">
                       <a:avLst/>
@@ -764,46 +599,10 @@
                 </pic:pic>
               </a:graphicData>
             </a:graphic>
-          </wp:anchor>
+          </wp:inline>
         </w:drawing>
       </w:r>
-      <w:r>
-        <w:rPr>
-          <w:cs/>
-        </w:rPr>
-        <w:tab/>
-      </w:r>
-      <w:r>
-        <w:rPr>
-          <w:cs/>
-        </w:rPr>
-        <w:tab/>
-      </w:r>
-      <w:r>
-        <w:rPr>
-          <w:rFonts w:hint="cs"/>
-          <w:cs/>
-        </w:rPr>
-        <w:t>5.หน้าต่างแสดง</w:t>
-      </w:r>
-      <w:r>
-        <w:rPr>
-          <w:rFonts w:hint="cs"/>
-          <w:cs/>
-        </w:rPr>
-        <w:t>บริการทั้งหมด</w:t>
-      </w:r>
-    </w:p>
-    <w:p/>
-    <w:p/>
-    <w:p/>
-    <w:p/>
-    <w:p/>
-    <w:p/>
-    <w:p/>
-    <w:p/>
-    <w:p/>
-    <w:p/>
+    </w:p>
     <w:p>
       <w:pPr>
         <w:jc w:val="center"/>
@@ -813,21 +612,7 @@
           <w:rFonts w:hint="cs"/>
           <w:cs/>
         </w:rPr>
-        <w:t>ภาพที่ 4.</w:t>
-      </w:r>
-      <w:r>
-        <w:rPr>
-          <w:rFonts w:hint="cs"/>
-          <w:cs/>
-        </w:rPr>
-        <w:t>5</w:t>
-      </w:r>
-      <w:r>
-        <w:rPr>
-          <w:rFonts w:hint="cs"/>
-          <w:cs/>
-        </w:rPr>
-        <w:t xml:space="preserve"> หน้าต่างแสดงบริการทั้งหมด</w:t>
+        <w:t>ภาพที่ 4.4 หน้าเพิ่มข้อมูลพนักงาน</w:t>
       </w:r>
     </w:p>
     <w:p>
@@ -837,34 +622,36 @@
     </w:p>
     <w:p>
       <w:pPr>
-        <w:jc w:val="center"/>
-      </w:pPr>
-    </w:p>
-    <w:p>
-      <w:pPr>
-        <w:jc w:val="center"/>
-      </w:pPr>
-    </w:p>
-    <w:p>
-      <w:r>
-        <w:rPr>
+        <w:pStyle w:val="ListParagraph"/>
+        <w:numPr>
+          <w:ilvl w:val="0"/>
+          <w:numId w:val="2"/>
+        </w:numPr>
+        <w:jc w:val="thaiDistribute"/>
+      </w:pPr>
+      <w:r>
+        <w:rPr>
+          <w:rFonts w:hint="cs"/>
+          <w:cs/>
+        </w:rPr>
+        <w:t>หน้าดูรายละเอียดพนักงาน</w:t>
+      </w:r>
+    </w:p>
+    <w:p>
+      <w:pPr>
+        <w:jc w:val="thaiDistribute"/>
+      </w:pPr>
+      <w:r>
+        <w:rPr>
+          <w:rFonts w:hint="cs"/>
           <w:noProof/>
           <w:cs/>
         </w:rPr>
-        <w:lastRenderedPageBreak/>
         <w:drawing>
-          <wp:anchor distT="0" distB="0" distL="114300" distR="114300" simplePos="0" relativeHeight="251659264" behindDoc="0" locked="0" layoutInCell="1" allowOverlap="1" wp14:anchorId="1A6C791E" wp14:editId="510C1145">
-            <wp:simplePos x="0" y="0"/>
-            <wp:positionH relativeFrom="margin">
-              <wp:align>right</wp:align>
-            </wp:positionH>
-            <wp:positionV relativeFrom="paragraph">
-              <wp:posOffset>290830</wp:posOffset>
-            </wp:positionV>
-            <wp:extent cx="5274310" cy="2802255"/>
-            <wp:effectExtent l="0" t="0" r="2540" b="0"/>
-            <wp:wrapNone/>
-            <wp:docPr id="5" name="Picture 5"/>
+          <wp:inline distT="0" distB="0" distL="0" distR="0" wp14:anchorId="6C57EF60" wp14:editId="0EB2CA29">
+            <wp:extent cx="5265420" cy="2796540"/>
+            <wp:effectExtent l="0" t="0" r="0" b="3810"/>
+            <wp:docPr id="14" name="Picture 14"/>
             <wp:cNvGraphicFramePr>
               <a:graphicFrameLocks xmlns:a="http://schemas.openxmlformats.org/drawingml/2006/main" noChangeAspect="1"/>
             </wp:cNvGraphicFramePr>
@@ -872,7 +659,7 @@
               <a:graphicData uri="http://schemas.openxmlformats.org/drawingml/2006/picture">
                 <pic:pic xmlns:pic="http://schemas.openxmlformats.org/drawingml/2006/picture">
                   <pic:nvPicPr>
-                    <pic:cNvPr id="0" name="Picture 7"/>
+                    <pic:cNvPr id="0" name="Picture 6"/>
                     <pic:cNvPicPr>
                       <a:picLocks noChangeAspect="1" noChangeArrowheads="1"/>
                     </pic:cNvPicPr>
@@ -893,7 +680,7 @@
                   <pic:spPr bwMode="auto">
                     <a:xfrm>
                       <a:off x="0" y="0"/>
-                      <a:ext cx="5274310" cy="2802255"/>
+                      <a:ext cx="5265420" cy="2796540"/>
                     </a:xfrm>
                     <a:prstGeom prst="rect">
                       <a:avLst/>
@@ -906,9 +693,3431 @@
                 </pic:pic>
               </a:graphicData>
             </a:graphic>
-          </wp:anchor>
+          </wp:inline>
         </w:drawing>
       </w:r>
+    </w:p>
+    <w:p>
+      <w:pPr>
+        <w:jc w:val="center"/>
+      </w:pPr>
+      <w:r>
+        <w:rPr>
+          <w:rFonts w:hint="cs"/>
+          <w:cs/>
+        </w:rPr>
+        <w:t>ภาพที่ 4.5 หน้าดูรายละเอียดพนักงาน</w:t>
+      </w:r>
+    </w:p>
+    <w:p>
+      <w:pPr>
+        <w:jc w:val="thaiDistribute"/>
+      </w:pPr>
+    </w:p>
+    <w:p>
+      <w:pPr>
+        <w:jc w:val="thaiDistribute"/>
+      </w:pPr>
+    </w:p>
+    <w:p>
+      <w:pPr>
+        <w:jc w:val="thaiDistribute"/>
+      </w:pPr>
+    </w:p>
+    <w:p>
+      <w:pPr>
+        <w:jc w:val="thaiDistribute"/>
+      </w:pPr>
+    </w:p>
+    <w:p>
+      <w:pPr>
+        <w:pStyle w:val="ListParagraph"/>
+        <w:numPr>
+          <w:ilvl w:val="0"/>
+          <w:numId w:val="2"/>
+        </w:numPr>
+        <w:jc w:val="thaiDistribute"/>
+      </w:pPr>
+      <w:r>
+        <w:rPr>
+          <w:rFonts w:hint="cs"/>
+          <w:cs/>
+        </w:rPr>
+        <w:lastRenderedPageBreak/>
+        <w:t>หน้าแก้ไขข้อมูลพนักงาน</w:t>
+      </w:r>
+    </w:p>
+    <w:p>
+      <w:pPr>
+        <w:jc w:val="thaiDistribute"/>
+      </w:pPr>
+      <w:r>
+        <w:rPr>
+          <w:rFonts w:hint="cs"/>
+          <w:noProof/>
+          <w:cs/>
+        </w:rPr>
+        <w:drawing>
+          <wp:inline distT="0" distB="0" distL="0" distR="0" wp14:anchorId="20EDEF2C" wp14:editId="64A27301">
+            <wp:extent cx="5265420" cy="2796540"/>
+            <wp:effectExtent l="0" t="0" r="0" b="3810"/>
+            <wp:docPr id="15" name="Picture 15"/>
+            <wp:cNvGraphicFramePr>
+              <a:graphicFrameLocks xmlns:a="http://schemas.openxmlformats.org/drawingml/2006/main" noChangeAspect="1"/>
+            </wp:cNvGraphicFramePr>
+            <a:graphic xmlns:a="http://schemas.openxmlformats.org/drawingml/2006/main">
+              <a:graphicData uri="http://schemas.openxmlformats.org/drawingml/2006/picture">
+                <pic:pic xmlns:pic="http://schemas.openxmlformats.org/drawingml/2006/picture">
+                  <pic:nvPicPr>
+                    <pic:cNvPr id="0" name="Picture 7"/>
+                    <pic:cNvPicPr>
+                      <a:picLocks noChangeAspect="1" noChangeArrowheads="1"/>
+                    </pic:cNvPicPr>
+                  </pic:nvPicPr>
+                  <pic:blipFill>
+                    <a:blip r:embed="rId13" cstate="print">
+                      <a:extLst>
+                        <a:ext uri="{28A0092B-C50C-407E-A947-70E740481C1C}">
+                          <a14:useLocalDpi xmlns:a14="http://schemas.microsoft.com/office/drawing/2010/main" val="0"/>
+                        </a:ext>
+                      </a:extLst>
+                    </a:blip>
+                    <a:srcRect/>
+                    <a:stretch>
+                      <a:fillRect/>
+                    </a:stretch>
+                  </pic:blipFill>
+                  <pic:spPr bwMode="auto">
+                    <a:xfrm>
+                      <a:off x="0" y="0"/>
+                      <a:ext cx="5265420" cy="2796540"/>
+                    </a:xfrm>
+                    <a:prstGeom prst="rect">
+                      <a:avLst/>
+                    </a:prstGeom>
+                    <a:noFill/>
+                    <a:ln>
+                      <a:noFill/>
+                    </a:ln>
+                  </pic:spPr>
+                </pic:pic>
+              </a:graphicData>
+            </a:graphic>
+          </wp:inline>
+        </w:drawing>
+      </w:r>
+    </w:p>
+    <w:p>
+      <w:pPr>
+        <w:jc w:val="center"/>
+      </w:pPr>
+      <w:r>
+        <w:rPr>
+          <w:rFonts w:hint="cs"/>
+          <w:cs/>
+        </w:rPr>
+        <w:t>ภาพที่ 4.6 หน้าแก้ไขข้อมูลพนักงาน</w:t>
+      </w:r>
+    </w:p>
+    <w:p>
+      <w:pPr>
+        <w:jc w:val="thaiDistribute"/>
+      </w:pPr>
+    </w:p>
+    <w:p>
+      <w:pPr>
+        <w:pStyle w:val="ListParagraph"/>
+        <w:numPr>
+          <w:ilvl w:val="0"/>
+          <w:numId w:val="2"/>
+        </w:numPr>
+        <w:jc w:val="thaiDistribute"/>
+      </w:pPr>
+      <w:r>
+        <w:rPr>
+          <w:rFonts w:hint="cs"/>
+          <w:cs/>
+        </w:rPr>
+        <w:t>หน้าลบข้อมูลพนักงาน</w:t>
+      </w:r>
+    </w:p>
+    <w:p>
+      <w:pPr>
+        <w:jc w:val="thaiDistribute"/>
+      </w:pPr>
+      <w:r>
+        <w:rPr>
+          <w:noProof/>
+          <w:cs/>
+        </w:rPr>
+        <w:drawing>
+          <wp:inline distT="0" distB="0" distL="0" distR="0" wp14:anchorId="091A3D37" wp14:editId="6AF279A7">
+            <wp:extent cx="5265420" cy="2796540"/>
+            <wp:effectExtent l="0" t="0" r="0" b="3810"/>
+            <wp:docPr id="16" name="Picture 16"/>
+            <wp:cNvGraphicFramePr>
+              <a:graphicFrameLocks xmlns:a="http://schemas.openxmlformats.org/drawingml/2006/main" noChangeAspect="1"/>
+            </wp:cNvGraphicFramePr>
+            <a:graphic xmlns:a="http://schemas.openxmlformats.org/drawingml/2006/main">
+              <a:graphicData uri="http://schemas.openxmlformats.org/drawingml/2006/picture">
+                <pic:pic xmlns:pic="http://schemas.openxmlformats.org/drawingml/2006/picture">
+                  <pic:nvPicPr>
+                    <pic:cNvPr id="0" name="Picture 8"/>
+                    <pic:cNvPicPr>
+                      <a:picLocks noChangeAspect="1" noChangeArrowheads="1"/>
+                    </pic:cNvPicPr>
+                  </pic:nvPicPr>
+                  <pic:blipFill>
+                    <a:blip r:embed="rId14" cstate="print">
+                      <a:extLst>
+                        <a:ext uri="{28A0092B-C50C-407E-A947-70E740481C1C}">
+                          <a14:useLocalDpi xmlns:a14="http://schemas.microsoft.com/office/drawing/2010/main" val="0"/>
+                        </a:ext>
+                      </a:extLst>
+                    </a:blip>
+                    <a:srcRect/>
+                    <a:stretch>
+                      <a:fillRect/>
+                    </a:stretch>
+                  </pic:blipFill>
+                  <pic:spPr bwMode="auto">
+                    <a:xfrm>
+                      <a:off x="0" y="0"/>
+                      <a:ext cx="5265420" cy="2796540"/>
+                    </a:xfrm>
+                    <a:prstGeom prst="rect">
+                      <a:avLst/>
+                    </a:prstGeom>
+                    <a:noFill/>
+                    <a:ln>
+                      <a:noFill/>
+                    </a:ln>
+                  </pic:spPr>
+                </pic:pic>
+              </a:graphicData>
+            </a:graphic>
+          </wp:inline>
+        </w:drawing>
+      </w:r>
+    </w:p>
+    <w:p>
+      <w:pPr>
+        <w:jc w:val="center"/>
+      </w:pPr>
+      <w:r>
+        <w:rPr>
+          <w:rFonts w:hint="cs"/>
+          <w:cs/>
+        </w:rPr>
+        <w:t>ภาพที่ 4.7 หน้าลบข้อมูลพนักงาน</w:t>
+      </w:r>
+    </w:p>
+    <w:p>
+      <w:pPr>
+        <w:jc w:val="thaiDistribute"/>
+      </w:pPr>
+    </w:p>
+    <w:p>
+      <w:pPr>
+        <w:jc w:val="thaiDistribute"/>
+      </w:pPr>
+    </w:p>
+    <w:p>
+      <w:pPr>
+        <w:jc w:val="thaiDistribute"/>
+      </w:pPr>
+    </w:p>
+    <w:p>
+      <w:pPr>
+        <w:jc w:val="thaiDistribute"/>
+      </w:pPr>
+    </w:p>
+    <w:p>
+      <w:pPr>
+        <w:pStyle w:val="ListParagraph"/>
+        <w:numPr>
+          <w:ilvl w:val="0"/>
+          <w:numId w:val="2"/>
+        </w:numPr>
+        <w:jc w:val="thaiDistribute"/>
+      </w:pPr>
+      <w:r>
+        <w:rPr>
+          <w:rFonts w:hint="cs"/>
+          <w:cs/>
+        </w:rPr>
+        <w:lastRenderedPageBreak/>
+        <w:t>หน้าหลักการจัดการข้อมูลลูกค้า</w:t>
+      </w:r>
+    </w:p>
+    <w:p>
+      <w:pPr>
+        <w:jc w:val="thaiDistribute"/>
+      </w:pPr>
+      <w:r>
+        <w:rPr>
+          <w:noProof/>
+        </w:rPr>
+        <w:drawing>
+          <wp:inline distT="0" distB="0" distL="0" distR="0" wp14:anchorId="0D41209F" wp14:editId="12243A70">
+            <wp:extent cx="5265420" cy="2796540"/>
+            <wp:effectExtent l="0" t="0" r="0" b="3810"/>
+            <wp:docPr id="17" name="Picture 17"/>
+            <wp:cNvGraphicFramePr>
+              <a:graphicFrameLocks xmlns:a="http://schemas.openxmlformats.org/drawingml/2006/main" noChangeAspect="1"/>
+            </wp:cNvGraphicFramePr>
+            <a:graphic xmlns:a="http://schemas.openxmlformats.org/drawingml/2006/main">
+              <a:graphicData uri="http://schemas.openxmlformats.org/drawingml/2006/picture">
+                <pic:pic xmlns:pic="http://schemas.openxmlformats.org/drawingml/2006/picture">
+                  <pic:nvPicPr>
+                    <pic:cNvPr id="0" name="Picture 9"/>
+                    <pic:cNvPicPr>
+                      <a:picLocks noChangeAspect="1" noChangeArrowheads="1"/>
+                    </pic:cNvPicPr>
+                  </pic:nvPicPr>
+                  <pic:blipFill>
+                    <a:blip r:embed="rId15" cstate="print">
+                      <a:extLst>
+                        <a:ext uri="{28A0092B-C50C-407E-A947-70E740481C1C}">
+                          <a14:useLocalDpi xmlns:a14="http://schemas.microsoft.com/office/drawing/2010/main" val="0"/>
+                        </a:ext>
+                      </a:extLst>
+                    </a:blip>
+                    <a:srcRect/>
+                    <a:stretch>
+                      <a:fillRect/>
+                    </a:stretch>
+                  </pic:blipFill>
+                  <pic:spPr bwMode="auto">
+                    <a:xfrm>
+                      <a:off x="0" y="0"/>
+                      <a:ext cx="5265420" cy="2796540"/>
+                    </a:xfrm>
+                    <a:prstGeom prst="rect">
+                      <a:avLst/>
+                    </a:prstGeom>
+                    <a:noFill/>
+                    <a:ln>
+                      <a:noFill/>
+                    </a:ln>
+                  </pic:spPr>
+                </pic:pic>
+              </a:graphicData>
+            </a:graphic>
+          </wp:inline>
+        </w:drawing>
+      </w:r>
+    </w:p>
+    <w:p>
+      <w:pPr>
+        <w:jc w:val="center"/>
+      </w:pPr>
+      <w:r>
+        <w:rPr>
+          <w:rFonts w:hint="cs"/>
+          <w:cs/>
+        </w:rPr>
+        <w:t>ภาพที่ 4.</w:t>
+      </w:r>
+      <w:r>
+        <w:t xml:space="preserve">8 </w:t>
+      </w:r>
+      <w:r>
+        <w:rPr>
+          <w:cs/>
+        </w:rPr>
+        <w:t>หน้า</w:t>
+      </w:r>
+      <w:r>
+        <w:rPr>
+          <w:rFonts w:hint="cs"/>
+          <w:cs/>
+        </w:rPr>
+        <w:t>หลักการจัดการข้อมูลลูกค้า</w:t>
+      </w:r>
+    </w:p>
+    <w:p>
+      <w:pPr>
+        <w:jc w:val="center"/>
+      </w:pPr>
+    </w:p>
+    <w:p>
+      <w:pPr>
+        <w:pStyle w:val="ListParagraph"/>
+        <w:numPr>
+          <w:ilvl w:val="0"/>
+          <w:numId w:val="2"/>
+        </w:numPr>
+        <w:jc w:val="thaiDistribute"/>
+      </w:pPr>
+      <w:r>
+        <w:rPr>
+          <w:rFonts w:hint="cs"/>
+          <w:cs/>
+        </w:rPr>
+        <w:t>หน้าดูข้อมูลลูกค้า</w:t>
+      </w:r>
+    </w:p>
+    <w:p>
+      <w:pPr>
+        <w:jc w:val="thaiDistribute"/>
+      </w:pPr>
+      <w:r>
+        <w:rPr>
+          <w:noProof/>
+        </w:rPr>
+        <w:drawing>
+          <wp:inline distT="0" distB="0" distL="0" distR="0" wp14:anchorId="3EE2C36C" wp14:editId="63688912">
+            <wp:extent cx="5265420" cy="2796540"/>
+            <wp:effectExtent l="0" t="0" r="0" b="3810"/>
+            <wp:docPr id="18" name="Picture 18"/>
+            <wp:cNvGraphicFramePr>
+              <a:graphicFrameLocks xmlns:a="http://schemas.openxmlformats.org/drawingml/2006/main" noChangeAspect="1"/>
+            </wp:cNvGraphicFramePr>
+            <a:graphic xmlns:a="http://schemas.openxmlformats.org/drawingml/2006/main">
+              <a:graphicData uri="http://schemas.openxmlformats.org/drawingml/2006/picture">
+                <pic:pic xmlns:pic="http://schemas.openxmlformats.org/drawingml/2006/picture">
+                  <pic:nvPicPr>
+                    <pic:cNvPr id="0" name="Picture 10"/>
+                    <pic:cNvPicPr>
+                      <a:picLocks noChangeAspect="1" noChangeArrowheads="1"/>
+                    </pic:cNvPicPr>
+                  </pic:nvPicPr>
+                  <pic:blipFill>
+                    <a:blip r:embed="rId16" cstate="print">
+                      <a:extLst>
+                        <a:ext uri="{28A0092B-C50C-407E-A947-70E740481C1C}">
+                          <a14:useLocalDpi xmlns:a14="http://schemas.microsoft.com/office/drawing/2010/main" val="0"/>
+                        </a:ext>
+                      </a:extLst>
+                    </a:blip>
+                    <a:srcRect/>
+                    <a:stretch>
+                      <a:fillRect/>
+                    </a:stretch>
+                  </pic:blipFill>
+                  <pic:spPr bwMode="auto">
+                    <a:xfrm>
+                      <a:off x="0" y="0"/>
+                      <a:ext cx="5265420" cy="2796540"/>
+                    </a:xfrm>
+                    <a:prstGeom prst="rect">
+                      <a:avLst/>
+                    </a:prstGeom>
+                    <a:noFill/>
+                    <a:ln>
+                      <a:noFill/>
+                    </a:ln>
+                  </pic:spPr>
+                </pic:pic>
+              </a:graphicData>
+            </a:graphic>
+          </wp:inline>
+        </w:drawing>
+      </w:r>
+    </w:p>
+    <w:p>
+      <w:pPr>
+        <w:jc w:val="center"/>
+      </w:pPr>
+      <w:r>
+        <w:rPr>
+          <w:rFonts w:hint="cs"/>
+          <w:cs/>
+        </w:rPr>
+        <w:t>ภาพที่ 4.</w:t>
+      </w:r>
+      <w:r>
+        <w:t xml:space="preserve">9 </w:t>
+      </w:r>
+      <w:r>
+        <w:rPr>
+          <w:cs/>
+        </w:rPr>
+        <w:t>หน้า</w:t>
+      </w:r>
+      <w:r>
+        <w:rPr>
+          <w:rFonts w:hint="cs"/>
+          <w:cs/>
+        </w:rPr>
+        <w:t>ดูข้อมูลลูกค้า</w:t>
+      </w:r>
+    </w:p>
+    <w:p>
+      <w:pPr>
+        <w:jc w:val="thaiDistribute"/>
+      </w:pPr>
+    </w:p>
+    <w:p>
+      <w:pPr>
+        <w:jc w:val="thaiDistribute"/>
+      </w:pPr>
+    </w:p>
+    <w:p>
+      <w:pPr>
+        <w:jc w:val="thaiDistribute"/>
+      </w:pPr>
+    </w:p>
+    <w:p>
+      <w:pPr>
+        <w:jc w:val="thaiDistribute"/>
+      </w:pPr>
+    </w:p>
+    <w:p>
+      <w:pPr>
+        <w:pStyle w:val="ListParagraph"/>
+        <w:numPr>
+          <w:ilvl w:val="0"/>
+          <w:numId w:val="2"/>
+        </w:numPr>
+        <w:jc w:val="thaiDistribute"/>
+      </w:pPr>
+      <w:r>
+        <w:rPr>
+          <w:rFonts w:hint="cs"/>
+          <w:cs/>
+        </w:rPr>
+        <w:lastRenderedPageBreak/>
+        <w:t>หน้าแก้ไขข้อมูลลูกค้า</w:t>
+      </w:r>
+    </w:p>
+    <w:p>
+      <w:pPr>
+        <w:jc w:val="thaiDistribute"/>
+      </w:pPr>
+      <w:r>
+        <w:rPr>
+          <w:noProof/>
+        </w:rPr>
+        <w:drawing>
+          <wp:inline distT="0" distB="0" distL="0" distR="0" wp14:anchorId="0FC4E5E1" wp14:editId="537EF75C">
+            <wp:extent cx="5265420" cy="2796540"/>
+            <wp:effectExtent l="0" t="0" r="0" b="3810"/>
+            <wp:docPr id="19" name="Picture 19"/>
+            <wp:cNvGraphicFramePr>
+              <a:graphicFrameLocks xmlns:a="http://schemas.openxmlformats.org/drawingml/2006/main" noChangeAspect="1"/>
+            </wp:cNvGraphicFramePr>
+            <a:graphic xmlns:a="http://schemas.openxmlformats.org/drawingml/2006/main">
+              <a:graphicData uri="http://schemas.openxmlformats.org/drawingml/2006/picture">
+                <pic:pic xmlns:pic="http://schemas.openxmlformats.org/drawingml/2006/picture">
+                  <pic:nvPicPr>
+                    <pic:cNvPr id="0" name="Picture 11"/>
+                    <pic:cNvPicPr>
+                      <a:picLocks noChangeAspect="1" noChangeArrowheads="1"/>
+                    </pic:cNvPicPr>
+                  </pic:nvPicPr>
+                  <pic:blipFill>
+                    <a:blip r:embed="rId17" cstate="print">
+                      <a:extLst>
+                        <a:ext uri="{28A0092B-C50C-407E-A947-70E740481C1C}">
+                          <a14:useLocalDpi xmlns:a14="http://schemas.microsoft.com/office/drawing/2010/main" val="0"/>
+                        </a:ext>
+                      </a:extLst>
+                    </a:blip>
+                    <a:srcRect/>
+                    <a:stretch>
+                      <a:fillRect/>
+                    </a:stretch>
+                  </pic:blipFill>
+                  <pic:spPr bwMode="auto">
+                    <a:xfrm>
+                      <a:off x="0" y="0"/>
+                      <a:ext cx="5265420" cy="2796540"/>
+                    </a:xfrm>
+                    <a:prstGeom prst="rect">
+                      <a:avLst/>
+                    </a:prstGeom>
+                    <a:noFill/>
+                    <a:ln>
+                      <a:noFill/>
+                    </a:ln>
+                  </pic:spPr>
+                </pic:pic>
+              </a:graphicData>
+            </a:graphic>
+          </wp:inline>
+        </w:drawing>
+      </w:r>
+    </w:p>
+    <w:p>
+      <w:pPr>
+        <w:jc w:val="center"/>
+      </w:pPr>
+      <w:r>
+        <w:rPr>
+          <w:rFonts w:hint="cs"/>
+          <w:cs/>
+        </w:rPr>
+        <w:t>ภาพที่ 4.</w:t>
+      </w:r>
+      <w:r>
+        <w:t xml:space="preserve">10 </w:t>
+      </w:r>
+      <w:r>
+        <w:rPr>
+          <w:cs/>
+        </w:rPr>
+        <w:t>หน้า</w:t>
+      </w:r>
+      <w:r>
+        <w:rPr>
+          <w:rFonts w:hint="cs"/>
+          <w:cs/>
+        </w:rPr>
+        <w:t>แก้ไขข้อมูลลูกค้า</w:t>
+      </w:r>
+    </w:p>
+    <w:p>
+      <w:pPr>
+        <w:jc w:val="thaiDistribute"/>
+      </w:pPr>
+    </w:p>
+    <w:p>
+      <w:pPr>
+        <w:pStyle w:val="ListParagraph"/>
+        <w:numPr>
+          <w:ilvl w:val="0"/>
+          <w:numId w:val="2"/>
+        </w:numPr>
+        <w:jc w:val="thaiDistribute"/>
+      </w:pPr>
+      <w:r>
+        <w:rPr>
+          <w:rFonts w:hint="cs"/>
+          <w:cs/>
+        </w:rPr>
+        <w:t>หน้าดูข้อมูลการจองลูกค้า</w:t>
+      </w:r>
+    </w:p>
+    <w:p>
+      <w:pPr>
+        <w:jc w:val="thaiDistribute"/>
+      </w:pPr>
+      <w:r>
+        <w:rPr>
+          <w:noProof/>
+        </w:rPr>
+        <w:drawing>
+          <wp:inline distT="0" distB="0" distL="0" distR="0" wp14:anchorId="5B41B72C" wp14:editId="7983B9A9">
+            <wp:extent cx="5265420" cy="2796540"/>
+            <wp:effectExtent l="0" t="0" r="0" b="3810"/>
+            <wp:docPr id="20" name="Picture 20"/>
+            <wp:cNvGraphicFramePr>
+              <a:graphicFrameLocks xmlns:a="http://schemas.openxmlformats.org/drawingml/2006/main" noChangeAspect="1"/>
+            </wp:cNvGraphicFramePr>
+            <a:graphic xmlns:a="http://schemas.openxmlformats.org/drawingml/2006/main">
+              <a:graphicData uri="http://schemas.openxmlformats.org/drawingml/2006/picture">
+                <pic:pic xmlns:pic="http://schemas.openxmlformats.org/drawingml/2006/picture">
+                  <pic:nvPicPr>
+                    <pic:cNvPr id="0" name="Picture 12"/>
+                    <pic:cNvPicPr>
+                      <a:picLocks noChangeAspect="1" noChangeArrowheads="1"/>
+                    </pic:cNvPicPr>
+                  </pic:nvPicPr>
+                  <pic:blipFill>
+                    <a:blip r:embed="rId18" cstate="print">
+                      <a:extLst>
+                        <a:ext uri="{28A0092B-C50C-407E-A947-70E740481C1C}">
+                          <a14:useLocalDpi xmlns:a14="http://schemas.microsoft.com/office/drawing/2010/main" val="0"/>
+                        </a:ext>
+                      </a:extLst>
+                    </a:blip>
+                    <a:srcRect/>
+                    <a:stretch>
+                      <a:fillRect/>
+                    </a:stretch>
+                  </pic:blipFill>
+                  <pic:spPr bwMode="auto">
+                    <a:xfrm>
+                      <a:off x="0" y="0"/>
+                      <a:ext cx="5265420" cy="2796540"/>
+                    </a:xfrm>
+                    <a:prstGeom prst="rect">
+                      <a:avLst/>
+                    </a:prstGeom>
+                    <a:noFill/>
+                    <a:ln>
+                      <a:noFill/>
+                    </a:ln>
+                  </pic:spPr>
+                </pic:pic>
+              </a:graphicData>
+            </a:graphic>
+          </wp:inline>
+        </w:drawing>
+      </w:r>
+    </w:p>
+    <w:p>
+      <w:pPr>
+        <w:jc w:val="center"/>
+      </w:pPr>
+      <w:r>
+        <w:rPr>
+          <w:rFonts w:hint="cs"/>
+          <w:cs/>
+        </w:rPr>
+        <w:t>ภาพที่ 4.</w:t>
+      </w:r>
+      <w:r>
+        <w:t xml:space="preserve">11 </w:t>
+      </w:r>
+      <w:r>
+        <w:rPr>
+          <w:cs/>
+        </w:rPr>
+        <w:t>หน้าดูข้อมูลการจองลูกค้า</w:t>
+      </w:r>
+    </w:p>
+    <w:p>
+      <w:pPr>
+        <w:jc w:val="thaiDistribute"/>
+      </w:pPr>
+    </w:p>
+    <w:p>
+      <w:pPr>
+        <w:jc w:val="thaiDistribute"/>
+      </w:pPr>
+    </w:p>
+    <w:p>
+      <w:pPr>
+        <w:jc w:val="thaiDistribute"/>
+      </w:pPr>
+    </w:p>
+    <w:p>
+      <w:pPr>
+        <w:jc w:val="thaiDistribute"/>
+      </w:pPr>
+    </w:p>
+    <w:p>
+      <w:pPr>
+        <w:pStyle w:val="ListParagraph"/>
+        <w:numPr>
+          <w:ilvl w:val="0"/>
+          <w:numId w:val="2"/>
+        </w:numPr>
+        <w:jc w:val="thaiDistribute"/>
+      </w:pPr>
+      <w:r>
+        <w:rPr>
+          <w:rFonts w:hint="cs"/>
+          <w:cs/>
+        </w:rPr>
+        <w:lastRenderedPageBreak/>
+        <w:t>หน้าหลักการจัดการข้อมูลหมวดหมู่</w:t>
+      </w:r>
+    </w:p>
+    <w:p>
+      <w:pPr>
+        <w:jc w:val="thaiDistribute"/>
+      </w:pPr>
+      <w:r>
+        <w:rPr>
+          <w:noProof/>
+        </w:rPr>
+        <w:drawing>
+          <wp:inline distT="0" distB="0" distL="0" distR="0" wp14:anchorId="3D74C27E" wp14:editId="0C22FDAC">
+            <wp:extent cx="5265420" cy="2796540"/>
+            <wp:effectExtent l="0" t="0" r="0" b="3810"/>
+            <wp:docPr id="21" name="Picture 21"/>
+            <wp:cNvGraphicFramePr>
+              <a:graphicFrameLocks xmlns:a="http://schemas.openxmlformats.org/drawingml/2006/main" noChangeAspect="1"/>
+            </wp:cNvGraphicFramePr>
+            <a:graphic xmlns:a="http://schemas.openxmlformats.org/drawingml/2006/main">
+              <a:graphicData uri="http://schemas.openxmlformats.org/drawingml/2006/picture">
+                <pic:pic xmlns:pic="http://schemas.openxmlformats.org/drawingml/2006/picture">
+                  <pic:nvPicPr>
+                    <pic:cNvPr id="0" name="Picture 13"/>
+                    <pic:cNvPicPr>
+                      <a:picLocks noChangeAspect="1" noChangeArrowheads="1"/>
+                    </pic:cNvPicPr>
+                  </pic:nvPicPr>
+                  <pic:blipFill>
+                    <a:blip r:embed="rId19" cstate="print">
+                      <a:extLst>
+                        <a:ext uri="{28A0092B-C50C-407E-A947-70E740481C1C}">
+                          <a14:useLocalDpi xmlns:a14="http://schemas.microsoft.com/office/drawing/2010/main" val="0"/>
+                        </a:ext>
+                      </a:extLst>
+                    </a:blip>
+                    <a:srcRect/>
+                    <a:stretch>
+                      <a:fillRect/>
+                    </a:stretch>
+                  </pic:blipFill>
+                  <pic:spPr bwMode="auto">
+                    <a:xfrm>
+                      <a:off x="0" y="0"/>
+                      <a:ext cx="5265420" cy="2796540"/>
+                    </a:xfrm>
+                    <a:prstGeom prst="rect">
+                      <a:avLst/>
+                    </a:prstGeom>
+                    <a:noFill/>
+                    <a:ln>
+                      <a:noFill/>
+                    </a:ln>
+                  </pic:spPr>
+                </pic:pic>
+              </a:graphicData>
+            </a:graphic>
+          </wp:inline>
+        </w:drawing>
+      </w:r>
+    </w:p>
+    <w:p>
+      <w:pPr>
+        <w:jc w:val="center"/>
+      </w:pPr>
+      <w:r>
+        <w:rPr>
+          <w:rFonts w:hint="cs"/>
+          <w:cs/>
+        </w:rPr>
+        <w:t>ภาพที่ 4.</w:t>
+      </w:r>
+      <w:r>
+        <w:t xml:space="preserve">12 </w:t>
+      </w:r>
+      <w:r>
+        <w:rPr>
+          <w:cs/>
+        </w:rPr>
+        <w:t>หน้าหลักการจัดการข้อมูลหมวดหมู่</w:t>
+      </w:r>
+    </w:p>
+    <w:p>
+      <w:pPr>
+        <w:jc w:val="thaiDistribute"/>
+      </w:pPr>
+    </w:p>
+    <w:p>
+      <w:pPr>
+        <w:pStyle w:val="ListParagraph"/>
+        <w:numPr>
+          <w:ilvl w:val="0"/>
+          <w:numId w:val="2"/>
+        </w:numPr>
+        <w:jc w:val="thaiDistribute"/>
+      </w:pPr>
+      <w:r>
+        <w:rPr>
+          <w:rFonts w:hint="cs"/>
+          <w:cs/>
+        </w:rPr>
+        <w:t>หน้าเพิ่มข้อมูลหมวดหมู่</w:t>
+      </w:r>
+    </w:p>
+    <w:p>
+      <w:pPr>
+        <w:jc w:val="thaiDistribute"/>
+      </w:pPr>
+      <w:r>
+        <w:rPr>
+          <w:noProof/>
+        </w:rPr>
+        <w:drawing>
+          <wp:inline distT="0" distB="0" distL="0" distR="0" wp14:anchorId="75B35971" wp14:editId="0BF4FD5D">
+            <wp:extent cx="5265420" cy="2796540"/>
+            <wp:effectExtent l="0" t="0" r="0" b="3810"/>
+            <wp:docPr id="22" name="Picture 22"/>
+            <wp:cNvGraphicFramePr>
+              <a:graphicFrameLocks xmlns:a="http://schemas.openxmlformats.org/drawingml/2006/main" noChangeAspect="1"/>
+            </wp:cNvGraphicFramePr>
+            <a:graphic xmlns:a="http://schemas.openxmlformats.org/drawingml/2006/main">
+              <a:graphicData uri="http://schemas.openxmlformats.org/drawingml/2006/picture">
+                <pic:pic xmlns:pic="http://schemas.openxmlformats.org/drawingml/2006/picture">
+                  <pic:nvPicPr>
+                    <pic:cNvPr id="0" name="Picture 14"/>
+                    <pic:cNvPicPr>
+                      <a:picLocks noChangeAspect="1" noChangeArrowheads="1"/>
+                    </pic:cNvPicPr>
+                  </pic:nvPicPr>
+                  <pic:blipFill>
+                    <a:blip r:embed="rId20" cstate="print">
+                      <a:extLst>
+                        <a:ext uri="{28A0092B-C50C-407E-A947-70E740481C1C}">
+                          <a14:useLocalDpi xmlns:a14="http://schemas.microsoft.com/office/drawing/2010/main" val="0"/>
+                        </a:ext>
+                      </a:extLst>
+                    </a:blip>
+                    <a:srcRect/>
+                    <a:stretch>
+                      <a:fillRect/>
+                    </a:stretch>
+                  </pic:blipFill>
+                  <pic:spPr bwMode="auto">
+                    <a:xfrm>
+                      <a:off x="0" y="0"/>
+                      <a:ext cx="5265420" cy="2796540"/>
+                    </a:xfrm>
+                    <a:prstGeom prst="rect">
+                      <a:avLst/>
+                    </a:prstGeom>
+                    <a:noFill/>
+                    <a:ln>
+                      <a:noFill/>
+                    </a:ln>
+                  </pic:spPr>
+                </pic:pic>
+              </a:graphicData>
+            </a:graphic>
+          </wp:inline>
+        </w:drawing>
+      </w:r>
+    </w:p>
+    <w:p>
+      <w:pPr>
+        <w:jc w:val="center"/>
+      </w:pPr>
+      <w:r>
+        <w:rPr>
+          <w:rFonts w:hint="cs"/>
+          <w:cs/>
+        </w:rPr>
+        <w:t>ภาพที่ 4.</w:t>
+      </w:r>
+      <w:r>
+        <w:t xml:space="preserve">13 </w:t>
+      </w:r>
+      <w:r>
+        <w:rPr>
+          <w:cs/>
+        </w:rPr>
+        <w:t>หน้า</w:t>
+      </w:r>
+      <w:r>
+        <w:rPr>
+          <w:rFonts w:hint="cs"/>
+          <w:cs/>
+        </w:rPr>
+        <w:t>เพิ่มข้อมูลหมวดหมู่</w:t>
+      </w:r>
+    </w:p>
+    <w:p>
+      <w:pPr>
+        <w:jc w:val="thaiDistribute"/>
+      </w:pPr>
+    </w:p>
+    <w:p>
+      <w:pPr>
+        <w:jc w:val="thaiDistribute"/>
+      </w:pPr>
+    </w:p>
+    <w:p>
+      <w:pPr>
+        <w:jc w:val="thaiDistribute"/>
+      </w:pPr>
+    </w:p>
+    <w:p>
+      <w:pPr>
+        <w:jc w:val="thaiDistribute"/>
+      </w:pPr>
+    </w:p>
+    <w:p>
+      <w:pPr>
+        <w:pStyle w:val="ListParagraph"/>
+        <w:numPr>
+          <w:ilvl w:val="0"/>
+          <w:numId w:val="2"/>
+        </w:numPr>
+        <w:jc w:val="thaiDistribute"/>
+      </w:pPr>
+      <w:r>
+        <w:rPr>
+          <w:rFonts w:hint="cs"/>
+          <w:cs/>
+        </w:rPr>
+        <w:lastRenderedPageBreak/>
+        <w:t>หน้าแก้ไขข้อมูลหมวดหมู่</w:t>
+      </w:r>
+    </w:p>
+    <w:p>
+      <w:pPr>
+        <w:jc w:val="thaiDistribute"/>
+      </w:pPr>
+      <w:r>
+        <w:rPr>
+          <w:noProof/>
+        </w:rPr>
+        <w:drawing>
+          <wp:inline distT="0" distB="0" distL="0" distR="0" wp14:anchorId="25796253" wp14:editId="3AA4CD4C">
+            <wp:extent cx="5265420" cy="2796540"/>
+            <wp:effectExtent l="0" t="0" r="0" b="3810"/>
+            <wp:docPr id="23" name="Picture 23"/>
+            <wp:cNvGraphicFramePr>
+              <a:graphicFrameLocks xmlns:a="http://schemas.openxmlformats.org/drawingml/2006/main" noChangeAspect="1"/>
+            </wp:cNvGraphicFramePr>
+            <a:graphic xmlns:a="http://schemas.openxmlformats.org/drawingml/2006/main">
+              <a:graphicData uri="http://schemas.openxmlformats.org/drawingml/2006/picture">
+                <pic:pic xmlns:pic="http://schemas.openxmlformats.org/drawingml/2006/picture">
+                  <pic:nvPicPr>
+                    <pic:cNvPr id="0" name="Picture 15"/>
+                    <pic:cNvPicPr>
+                      <a:picLocks noChangeAspect="1" noChangeArrowheads="1"/>
+                    </pic:cNvPicPr>
+                  </pic:nvPicPr>
+                  <pic:blipFill>
+                    <a:blip r:embed="rId21" cstate="print">
+                      <a:extLst>
+                        <a:ext uri="{28A0092B-C50C-407E-A947-70E740481C1C}">
+                          <a14:useLocalDpi xmlns:a14="http://schemas.microsoft.com/office/drawing/2010/main" val="0"/>
+                        </a:ext>
+                      </a:extLst>
+                    </a:blip>
+                    <a:srcRect/>
+                    <a:stretch>
+                      <a:fillRect/>
+                    </a:stretch>
+                  </pic:blipFill>
+                  <pic:spPr bwMode="auto">
+                    <a:xfrm>
+                      <a:off x="0" y="0"/>
+                      <a:ext cx="5265420" cy="2796540"/>
+                    </a:xfrm>
+                    <a:prstGeom prst="rect">
+                      <a:avLst/>
+                    </a:prstGeom>
+                    <a:noFill/>
+                    <a:ln>
+                      <a:noFill/>
+                    </a:ln>
+                  </pic:spPr>
+                </pic:pic>
+              </a:graphicData>
+            </a:graphic>
+          </wp:inline>
+        </w:drawing>
+      </w:r>
+    </w:p>
+    <w:p>
+      <w:pPr>
+        <w:jc w:val="center"/>
+      </w:pPr>
+      <w:r>
+        <w:rPr>
+          <w:rFonts w:hint="cs"/>
+          <w:cs/>
+        </w:rPr>
+        <w:t>ภาพที่ 4.</w:t>
+      </w:r>
+      <w:r>
+        <w:t xml:space="preserve">14 </w:t>
+      </w:r>
+      <w:r>
+        <w:rPr>
+          <w:cs/>
+        </w:rPr>
+        <w:t>หน้า</w:t>
+      </w:r>
+      <w:r>
+        <w:rPr>
+          <w:rFonts w:hint="cs"/>
+          <w:cs/>
+        </w:rPr>
+        <w:t>แก้ไขข้อมูลหมวดหมู่</w:t>
+      </w:r>
+    </w:p>
+    <w:p>
+      <w:pPr>
+        <w:jc w:val="thaiDistribute"/>
+      </w:pPr>
+    </w:p>
+    <w:p>
+      <w:pPr>
+        <w:pStyle w:val="ListParagraph"/>
+        <w:numPr>
+          <w:ilvl w:val="0"/>
+          <w:numId w:val="2"/>
+        </w:numPr>
+        <w:jc w:val="thaiDistribute"/>
+      </w:pPr>
+      <w:r>
+        <w:rPr>
+          <w:rFonts w:hint="cs"/>
+          <w:cs/>
+        </w:rPr>
+        <w:t>หน้าลบข้อมูลหมวดหมู่</w:t>
+      </w:r>
+    </w:p>
+    <w:p>
+      <w:pPr>
+        <w:jc w:val="thaiDistribute"/>
+      </w:pPr>
+      <w:r>
+        <w:rPr>
+          <w:noProof/>
+        </w:rPr>
+        <w:drawing>
+          <wp:inline distT="0" distB="0" distL="0" distR="0" wp14:anchorId="4120698D" wp14:editId="1C0D6170">
+            <wp:extent cx="5265420" cy="2796540"/>
+            <wp:effectExtent l="0" t="0" r="0" b="3810"/>
+            <wp:docPr id="24" name="Picture 24"/>
+            <wp:cNvGraphicFramePr>
+              <a:graphicFrameLocks xmlns:a="http://schemas.openxmlformats.org/drawingml/2006/main" noChangeAspect="1"/>
+            </wp:cNvGraphicFramePr>
+            <a:graphic xmlns:a="http://schemas.openxmlformats.org/drawingml/2006/main">
+              <a:graphicData uri="http://schemas.openxmlformats.org/drawingml/2006/picture">
+                <pic:pic xmlns:pic="http://schemas.openxmlformats.org/drawingml/2006/picture">
+                  <pic:nvPicPr>
+                    <pic:cNvPr id="0" name="Picture 16"/>
+                    <pic:cNvPicPr>
+                      <a:picLocks noChangeAspect="1" noChangeArrowheads="1"/>
+                    </pic:cNvPicPr>
+                  </pic:nvPicPr>
+                  <pic:blipFill>
+                    <a:blip r:embed="rId22" cstate="print">
+                      <a:extLst>
+                        <a:ext uri="{28A0092B-C50C-407E-A947-70E740481C1C}">
+                          <a14:useLocalDpi xmlns:a14="http://schemas.microsoft.com/office/drawing/2010/main" val="0"/>
+                        </a:ext>
+                      </a:extLst>
+                    </a:blip>
+                    <a:srcRect/>
+                    <a:stretch>
+                      <a:fillRect/>
+                    </a:stretch>
+                  </pic:blipFill>
+                  <pic:spPr bwMode="auto">
+                    <a:xfrm>
+                      <a:off x="0" y="0"/>
+                      <a:ext cx="5265420" cy="2796540"/>
+                    </a:xfrm>
+                    <a:prstGeom prst="rect">
+                      <a:avLst/>
+                    </a:prstGeom>
+                    <a:noFill/>
+                    <a:ln>
+                      <a:noFill/>
+                    </a:ln>
+                  </pic:spPr>
+                </pic:pic>
+              </a:graphicData>
+            </a:graphic>
+          </wp:inline>
+        </w:drawing>
+      </w:r>
+    </w:p>
+    <w:p>
+      <w:pPr>
+        <w:jc w:val="center"/>
+      </w:pPr>
+      <w:r>
+        <w:rPr>
+          <w:rFonts w:hint="cs"/>
+          <w:cs/>
+        </w:rPr>
+        <w:t>ภาพที่ 4.</w:t>
+      </w:r>
+      <w:r>
+        <w:t xml:space="preserve">15 </w:t>
+      </w:r>
+      <w:r>
+        <w:rPr>
+          <w:cs/>
+        </w:rPr>
+        <w:t>หน้า</w:t>
+      </w:r>
+      <w:r>
+        <w:rPr>
+          <w:rFonts w:hint="cs"/>
+          <w:cs/>
+        </w:rPr>
+        <w:t>ลบข้อมูลหมวดหมู่</w:t>
+      </w:r>
+    </w:p>
+    <w:p>
+      <w:pPr>
+        <w:jc w:val="thaiDistribute"/>
+      </w:pPr>
+    </w:p>
+    <w:p>
+      <w:pPr>
+        <w:jc w:val="thaiDistribute"/>
+      </w:pPr>
+    </w:p>
+    <w:p>
+      <w:pPr>
+        <w:jc w:val="thaiDistribute"/>
+      </w:pPr>
+    </w:p>
+    <w:p>
+      <w:pPr>
+        <w:jc w:val="thaiDistribute"/>
+      </w:pPr>
+    </w:p>
+    <w:p>
+      <w:pPr>
+        <w:pStyle w:val="ListParagraph"/>
+        <w:numPr>
+          <w:ilvl w:val="0"/>
+          <w:numId w:val="2"/>
+        </w:numPr>
+        <w:jc w:val="thaiDistribute"/>
+      </w:pPr>
+      <w:r>
+        <w:rPr>
+          <w:rFonts w:hint="cs"/>
+          <w:cs/>
+        </w:rPr>
+        <w:lastRenderedPageBreak/>
+        <w:t>หน้าหลักการจัดการข้อมูลบริการ</w:t>
+      </w:r>
+    </w:p>
+    <w:p>
+      <w:pPr>
+        <w:jc w:val="thaiDistribute"/>
+      </w:pPr>
+      <w:r>
+        <w:rPr>
+          <w:noProof/>
+        </w:rPr>
+        <w:drawing>
+          <wp:inline distT="0" distB="0" distL="0" distR="0" wp14:anchorId="4DF0EE39" wp14:editId="31092A03">
+            <wp:extent cx="5265420" cy="2796540"/>
+            <wp:effectExtent l="0" t="0" r="0" b="3810"/>
+            <wp:docPr id="25" name="Picture 25"/>
+            <wp:cNvGraphicFramePr>
+              <a:graphicFrameLocks xmlns:a="http://schemas.openxmlformats.org/drawingml/2006/main" noChangeAspect="1"/>
+            </wp:cNvGraphicFramePr>
+            <a:graphic xmlns:a="http://schemas.openxmlformats.org/drawingml/2006/main">
+              <a:graphicData uri="http://schemas.openxmlformats.org/drawingml/2006/picture">
+                <pic:pic xmlns:pic="http://schemas.openxmlformats.org/drawingml/2006/picture">
+                  <pic:nvPicPr>
+                    <pic:cNvPr id="0" name="Picture 17"/>
+                    <pic:cNvPicPr>
+                      <a:picLocks noChangeAspect="1" noChangeArrowheads="1"/>
+                    </pic:cNvPicPr>
+                  </pic:nvPicPr>
+                  <pic:blipFill>
+                    <a:blip r:embed="rId23" cstate="print">
+                      <a:extLst>
+                        <a:ext uri="{28A0092B-C50C-407E-A947-70E740481C1C}">
+                          <a14:useLocalDpi xmlns:a14="http://schemas.microsoft.com/office/drawing/2010/main" val="0"/>
+                        </a:ext>
+                      </a:extLst>
+                    </a:blip>
+                    <a:srcRect/>
+                    <a:stretch>
+                      <a:fillRect/>
+                    </a:stretch>
+                  </pic:blipFill>
+                  <pic:spPr bwMode="auto">
+                    <a:xfrm>
+                      <a:off x="0" y="0"/>
+                      <a:ext cx="5265420" cy="2796540"/>
+                    </a:xfrm>
+                    <a:prstGeom prst="rect">
+                      <a:avLst/>
+                    </a:prstGeom>
+                    <a:noFill/>
+                    <a:ln>
+                      <a:noFill/>
+                    </a:ln>
+                  </pic:spPr>
+                </pic:pic>
+              </a:graphicData>
+            </a:graphic>
+          </wp:inline>
+        </w:drawing>
+      </w:r>
+    </w:p>
+    <w:p>
+      <w:pPr>
+        <w:jc w:val="center"/>
+      </w:pPr>
+      <w:r>
+        <w:rPr>
+          <w:rFonts w:hint="cs"/>
+          <w:cs/>
+        </w:rPr>
+        <w:t>ภาพที่ 4.</w:t>
+      </w:r>
+      <w:r>
+        <w:t xml:space="preserve">16 </w:t>
+      </w:r>
+      <w:r>
+        <w:rPr>
+          <w:cs/>
+        </w:rPr>
+        <w:t>หน้า</w:t>
+      </w:r>
+      <w:r>
+        <w:rPr>
+          <w:rFonts w:hint="cs"/>
+          <w:cs/>
+        </w:rPr>
+        <w:t>หลักการจัดการข้อมูลบริการ</w:t>
+      </w:r>
+    </w:p>
+    <w:p>
+      <w:pPr>
+        <w:jc w:val="thaiDistribute"/>
+      </w:pPr>
+    </w:p>
+    <w:p>
+      <w:pPr>
+        <w:pStyle w:val="ListParagraph"/>
+        <w:numPr>
+          <w:ilvl w:val="0"/>
+          <w:numId w:val="2"/>
+        </w:numPr>
+        <w:jc w:val="thaiDistribute"/>
+      </w:pPr>
+      <w:r>
+        <w:rPr>
+          <w:rFonts w:hint="cs"/>
+          <w:cs/>
+        </w:rPr>
+        <w:t>หน้าเพิ่มข้อมูลบริการ</w:t>
+      </w:r>
+    </w:p>
+    <w:p>
+      <w:pPr>
+        <w:jc w:val="thaiDistribute"/>
+      </w:pPr>
+      <w:r>
+        <w:rPr>
+          <w:noProof/>
+        </w:rPr>
+        <w:drawing>
+          <wp:inline distT="0" distB="0" distL="0" distR="0" wp14:anchorId="2E76DD48" wp14:editId="3A866481">
+            <wp:extent cx="5265420" cy="2796540"/>
+            <wp:effectExtent l="0" t="0" r="0" b="3810"/>
+            <wp:docPr id="26" name="Picture 26"/>
+            <wp:cNvGraphicFramePr>
+              <a:graphicFrameLocks xmlns:a="http://schemas.openxmlformats.org/drawingml/2006/main" noChangeAspect="1"/>
+            </wp:cNvGraphicFramePr>
+            <a:graphic xmlns:a="http://schemas.openxmlformats.org/drawingml/2006/main">
+              <a:graphicData uri="http://schemas.openxmlformats.org/drawingml/2006/picture">
+                <pic:pic xmlns:pic="http://schemas.openxmlformats.org/drawingml/2006/picture">
+                  <pic:nvPicPr>
+                    <pic:cNvPr id="0" name="Picture 18"/>
+                    <pic:cNvPicPr>
+                      <a:picLocks noChangeAspect="1" noChangeArrowheads="1"/>
+                    </pic:cNvPicPr>
+                  </pic:nvPicPr>
+                  <pic:blipFill>
+                    <a:blip r:embed="rId24" cstate="print">
+                      <a:extLst>
+                        <a:ext uri="{28A0092B-C50C-407E-A947-70E740481C1C}">
+                          <a14:useLocalDpi xmlns:a14="http://schemas.microsoft.com/office/drawing/2010/main" val="0"/>
+                        </a:ext>
+                      </a:extLst>
+                    </a:blip>
+                    <a:srcRect/>
+                    <a:stretch>
+                      <a:fillRect/>
+                    </a:stretch>
+                  </pic:blipFill>
+                  <pic:spPr bwMode="auto">
+                    <a:xfrm>
+                      <a:off x="0" y="0"/>
+                      <a:ext cx="5265420" cy="2796540"/>
+                    </a:xfrm>
+                    <a:prstGeom prst="rect">
+                      <a:avLst/>
+                    </a:prstGeom>
+                    <a:noFill/>
+                    <a:ln>
+                      <a:noFill/>
+                    </a:ln>
+                  </pic:spPr>
+                </pic:pic>
+              </a:graphicData>
+            </a:graphic>
+          </wp:inline>
+        </w:drawing>
+      </w:r>
+    </w:p>
+    <w:p>
+      <w:pPr>
+        <w:jc w:val="center"/>
+      </w:pPr>
+      <w:r>
+        <w:rPr>
+          <w:rFonts w:hint="cs"/>
+          <w:cs/>
+        </w:rPr>
+        <w:t>ภาพที่ 4.</w:t>
+      </w:r>
+      <w:r>
+        <w:t xml:space="preserve">17 </w:t>
+      </w:r>
+      <w:r>
+        <w:rPr>
+          <w:cs/>
+        </w:rPr>
+        <w:t>หน้า</w:t>
+      </w:r>
+      <w:r>
+        <w:rPr>
+          <w:rFonts w:hint="cs"/>
+          <w:cs/>
+        </w:rPr>
+        <w:t>เพิ่มข้อมูลบริการ</w:t>
+      </w:r>
+    </w:p>
+    <w:p>
+      <w:pPr>
+        <w:jc w:val="thaiDistribute"/>
+      </w:pPr>
+    </w:p>
+    <w:p>
+      <w:pPr>
+        <w:jc w:val="thaiDistribute"/>
+      </w:pPr>
+    </w:p>
+    <w:p>
+      <w:pPr>
+        <w:jc w:val="thaiDistribute"/>
+      </w:pPr>
+    </w:p>
+    <w:p>
+      <w:pPr>
+        <w:jc w:val="thaiDistribute"/>
+      </w:pPr>
+    </w:p>
+    <w:p>
+      <w:pPr>
+        <w:pStyle w:val="ListParagraph"/>
+        <w:numPr>
+          <w:ilvl w:val="0"/>
+          <w:numId w:val="2"/>
+        </w:numPr>
+        <w:jc w:val="thaiDistribute"/>
+      </w:pPr>
+      <w:r>
+        <w:rPr>
+          <w:rFonts w:hint="cs"/>
+          <w:cs/>
+        </w:rPr>
+        <w:lastRenderedPageBreak/>
+        <w:t>หน้าดูข้อมูลบริการ</w:t>
+      </w:r>
+    </w:p>
+    <w:p>
+      <w:pPr>
+        <w:jc w:val="thaiDistribute"/>
+      </w:pPr>
+      <w:r>
+        <w:rPr>
+          <w:noProof/>
+        </w:rPr>
+        <w:drawing>
+          <wp:inline distT="0" distB="0" distL="0" distR="0" wp14:anchorId="1D4674E8" wp14:editId="548A7034">
+            <wp:extent cx="5265420" cy="2796540"/>
+            <wp:effectExtent l="0" t="0" r="0" b="3810"/>
+            <wp:docPr id="27" name="Picture 27"/>
+            <wp:cNvGraphicFramePr>
+              <a:graphicFrameLocks xmlns:a="http://schemas.openxmlformats.org/drawingml/2006/main" noChangeAspect="1"/>
+            </wp:cNvGraphicFramePr>
+            <a:graphic xmlns:a="http://schemas.openxmlformats.org/drawingml/2006/main">
+              <a:graphicData uri="http://schemas.openxmlformats.org/drawingml/2006/picture">
+                <pic:pic xmlns:pic="http://schemas.openxmlformats.org/drawingml/2006/picture">
+                  <pic:nvPicPr>
+                    <pic:cNvPr id="0" name="Picture 19"/>
+                    <pic:cNvPicPr>
+                      <a:picLocks noChangeAspect="1" noChangeArrowheads="1"/>
+                    </pic:cNvPicPr>
+                  </pic:nvPicPr>
+                  <pic:blipFill>
+                    <a:blip r:embed="rId25" cstate="print">
+                      <a:extLst>
+                        <a:ext uri="{28A0092B-C50C-407E-A947-70E740481C1C}">
+                          <a14:useLocalDpi xmlns:a14="http://schemas.microsoft.com/office/drawing/2010/main" val="0"/>
+                        </a:ext>
+                      </a:extLst>
+                    </a:blip>
+                    <a:srcRect/>
+                    <a:stretch>
+                      <a:fillRect/>
+                    </a:stretch>
+                  </pic:blipFill>
+                  <pic:spPr bwMode="auto">
+                    <a:xfrm>
+                      <a:off x="0" y="0"/>
+                      <a:ext cx="5265420" cy="2796540"/>
+                    </a:xfrm>
+                    <a:prstGeom prst="rect">
+                      <a:avLst/>
+                    </a:prstGeom>
+                    <a:noFill/>
+                    <a:ln>
+                      <a:noFill/>
+                    </a:ln>
+                  </pic:spPr>
+                </pic:pic>
+              </a:graphicData>
+            </a:graphic>
+          </wp:inline>
+        </w:drawing>
+      </w:r>
+    </w:p>
+    <w:p>
+      <w:pPr>
+        <w:jc w:val="center"/>
+      </w:pPr>
+      <w:r>
+        <w:rPr>
+          <w:rFonts w:hint="cs"/>
+          <w:cs/>
+        </w:rPr>
+        <w:t>ภาพที่ 4.</w:t>
+      </w:r>
+      <w:r>
+        <w:t xml:space="preserve">18 </w:t>
+      </w:r>
+      <w:r>
+        <w:rPr>
+          <w:cs/>
+        </w:rPr>
+        <w:t>หน้า</w:t>
+      </w:r>
+      <w:r>
+        <w:rPr>
+          <w:rFonts w:hint="cs"/>
+          <w:cs/>
+        </w:rPr>
+        <w:t>ดูข้อมูลบริการ</w:t>
+      </w:r>
+    </w:p>
+    <w:p>
+      <w:pPr>
+        <w:jc w:val="thaiDistribute"/>
+      </w:pPr>
+    </w:p>
+    <w:p>
+      <w:pPr>
+        <w:pStyle w:val="ListParagraph"/>
+        <w:numPr>
+          <w:ilvl w:val="0"/>
+          <w:numId w:val="2"/>
+        </w:numPr>
+        <w:jc w:val="thaiDistribute"/>
+      </w:pPr>
+      <w:r>
+        <w:rPr>
+          <w:rFonts w:hint="cs"/>
+          <w:cs/>
+        </w:rPr>
+        <w:t>หน้าแก้ไขข้อมูลบริการ</w:t>
+      </w:r>
+    </w:p>
+    <w:p>
+      <w:pPr>
+        <w:jc w:val="thaiDistribute"/>
+      </w:pPr>
+      <w:r>
+        <w:rPr>
+          <w:noProof/>
+        </w:rPr>
+        <w:drawing>
+          <wp:inline distT="0" distB="0" distL="0" distR="0" wp14:anchorId="6DFFE8BC" wp14:editId="0685388D">
+            <wp:extent cx="5265420" cy="2796540"/>
+            <wp:effectExtent l="0" t="0" r="0" b="3810"/>
+            <wp:docPr id="28" name="Picture 28"/>
+            <wp:cNvGraphicFramePr>
+              <a:graphicFrameLocks xmlns:a="http://schemas.openxmlformats.org/drawingml/2006/main" noChangeAspect="1"/>
+            </wp:cNvGraphicFramePr>
+            <a:graphic xmlns:a="http://schemas.openxmlformats.org/drawingml/2006/main">
+              <a:graphicData uri="http://schemas.openxmlformats.org/drawingml/2006/picture">
+                <pic:pic xmlns:pic="http://schemas.openxmlformats.org/drawingml/2006/picture">
+                  <pic:nvPicPr>
+                    <pic:cNvPr id="0" name="Picture 20"/>
+                    <pic:cNvPicPr>
+                      <a:picLocks noChangeAspect="1" noChangeArrowheads="1"/>
+                    </pic:cNvPicPr>
+                  </pic:nvPicPr>
+                  <pic:blipFill>
+                    <a:blip r:embed="rId26" cstate="print">
+                      <a:extLst>
+                        <a:ext uri="{28A0092B-C50C-407E-A947-70E740481C1C}">
+                          <a14:useLocalDpi xmlns:a14="http://schemas.microsoft.com/office/drawing/2010/main" val="0"/>
+                        </a:ext>
+                      </a:extLst>
+                    </a:blip>
+                    <a:srcRect/>
+                    <a:stretch>
+                      <a:fillRect/>
+                    </a:stretch>
+                  </pic:blipFill>
+                  <pic:spPr bwMode="auto">
+                    <a:xfrm>
+                      <a:off x="0" y="0"/>
+                      <a:ext cx="5265420" cy="2796540"/>
+                    </a:xfrm>
+                    <a:prstGeom prst="rect">
+                      <a:avLst/>
+                    </a:prstGeom>
+                    <a:noFill/>
+                    <a:ln>
+                      <a:noFill/>
+                    </a:ln>
+                  </pic:spPr>
+                </pic:pic>
+              </a:graphicData>
+            </a:graphic>
+          </wp:inline>
+        </w:drawing>
+      </w:r>
+    </w:p>
+    <w:p>
+      <w:pPr>
+        <w:jc w:val="center"/>
+      </w:pPr>
+      <w:r>
+        <w:rPr>
+          <w:rFonts w:hint="cs"/>
+          <w:cs/>
+        </w:rPr>
+        <w:t>ภาพที่ 4.</w:t>
+      </w:r>
+      <w:r>
+        <w:t>19</w:t>
+      </w:r>
+      <w:r>
+        <w:t xml:space="preserve"> </w:t>
+      </w:r>
+      <w:r>
+        <w:rPr>
+          <w:cs/>
+        </w:rPr>
+        <w:t>หน้า</w:t>
+      </w:r>
+      <w:r>
+        <w:rPr>
+          <w:rFonts w:hint="cs"/>
+          <w:cs/>
+        </w:rPr>
+        <w:t>แก้ไขข้อมูลบริการ</w:t>
+      </w:r>
+    </w:p>
+    <w:p>
+      <w:pPr>
+        <w:jc w:val="thaiDistribute"/>
+      </w:pPr>
+    </w:p>
+    <w:p>
+      <w:pPr>
+        <w:jc w:val="thaiDistribute"/>
+      </w:pPr>
+    </w:p>
+    <w:p>
+      <w:pPr>
+        <w:jc w:val="thaiDistribute"/>
+      </w:pPr>
+    </w:p>
+    <w:p>
+      <w:pPr>
+        <w:jc w:val="thaiDistribute"/>
+      </w:pPr>
+    </w:p>
+    <w:p>
+      <w:pPr>
+        <w:pStyle w:val="ListParagraph"/>
+        <w:numPr>
+          <w:ilvl w:val="0"/>
+          <w:numId w:val="2"/>
+        </w:numPr>
+        <w:jc w:val="thaiDistribute"/>
+      </w:pPr>
+      <w:r>
+        <w:rPr>
+          <w:rFonts w:hint="cs"/>
+          <w:cs/>
+        </w:rPr>
+        <w:lastRenderedPageBreak/>
+        <w:t>หน้าลบข้อมูลบริการ</w:t>
+      </w:r>
+    </w:p>
+    <w:p>
+      <w:pPr>
+        <w:jc w:val="thaiDistribute"/>
+      </w:pPr>
+      <w:r>
+        <w:rPr>
+          <w:noProof/>
+        </w:rPr>
+        <w:drawing>
+          <wp:inline distT="0" distB="0" distL="0" distR="0" wp14:anchorId="443201D5" wp14:editId="7115AEE9">
+            <wp:extent cx="5265420" cy="2796540"/>
+            <wp:effectExtent l="0" t="0" r="0" b="3810"/>
+            <wp:docPr id="29" name="Picture 29"/>
+            <wp:cNvGraphicFramePr>
+              <a:graphicFrameLocks xmlns:a="http://schemas.openxmlformats.org/drawingml/2006/main" noChangeAspect="1"/>
+            </wp:cNvGraphicFramePr>
+            <a:graphic xmlns:a="http://schemas.openxmlformats.org/drawingml/2006/main">
+              <a:graphicData uri="http://schemas.openxmlformats.org/drawingml/2006/picture">
+                <pic:pic xmlns:pic="http://schemas.openxmlformats.org/drawingml/2006/picture">
+                  <pic:nvPicPr>
+                    <pic:cNvPr id="0" name="Picture 21"/>
+                    <pic:cNvPicPr>
+                      <a:picLocks noChangeAspect="1" noChangeArrowheads="1"/>
+                    </pic:cNvPicPr>
+                  </pic:nvPicPr>
+                  <pic:blipFill>
+                    <a:blip r:embed="rId27" cstate="print">
+                      <a:extLst>
+                        <a:ext uri="{28A0092B-C50C-407E-A947-70E740481C1C}">
+                          <a14:useLocalDpi xmlns:a14="http://schemas.microsoft.com/office/drawing/2010/main" val="0"/>
+                        </a:ext>
+                      </a:extLst>
+                    </a:blip>
+                    <a:srcRect/>
+                    <a:stretch>
+                      <a:fillRect/>
+                    </a:stretch>
+                  </pic:blipFill>
+                  <pic:spPr bwMode="auto">
+                    <a:xfrm>
+                      <a:off x="0" y="0"/>
+                      <a:ext cx="5265420" cy="2796540"/>
+                    </a:xfrm>
+                    <a:prstGeom prst="rect">
+                      <a:avLst/>
+                    </a:prstGeom>
+                    <a:noFill/>
+                    <a:ln>
+                      <a:noFill/>
+                    </a:ln>
+                  </pic:spPr>
+                </pic:pic>
+              </a:graphicData>
+            </a:graphic>
+          </wp:inline>
+        </w:drawing>
+      </w:r>
+    </w:p>
+    <w:p>
+      <w:pPr>
+        <w:jc w:val="center"/>
+      </w:pPr>
+      <w:r>
+        <w:rPr>
+          <w:rFonts w:hint="cs"/>
+          <w:cs/>
+        </w:rPr>
+        <w:t>ภาพที่ 4.</w:t>
+      </w:r>
+      <w:r>
+        <w:t>2</w:t>
+      </w:r>
+      <w:r>
+        <w:t>0</w:t>
+      </w:r>
+      <w:r>
+        <w:t xml:space="preserve"> </w:t>
+      </w:r>
+      <w:r>
+        <w:rPr>
+          <w:cs/>
+        </w:rPr>
+        <w:t>หน้า</w:t>
+      </w:r>
+      <w:r>
+        <w:rPr>
+          <w:rFonts w:hint="cs"/>
+          <w:cs/>
+        </w:rPr>
+        <w:t>ลบข้อมูลบริการ</w:t>
+      </w:r>
+    </w:p>
+    <w:p>
+      <w:pPr>
+        <w:jc w:val="thaiDistribute"/>
+      </w:pPr>
+    </w:p>
+    <w:p>
+      <w:pPr>
+        <w:pStyle w:val="ListParagraph"/>
+        <w:numPr>
+          <w:ilvl w:val="0"/>
+          <w:numId w:val="2"/>
+        </w:numPr>
+        <w:jc w:val="thaiDistribute"/>
+      </w:pPr>
+      <w:r>
+        <w:rPr>
+          <w:rFonts w:hint="cs"/>
+          <w:cs/>
+        </w:rPr>
+        <w:t>หน้าหลักการจัดการข้อมูล</w:t>
+      </w:r>
+      <w:proofErr w:type="spellStart"/>
+      <w:r>
+        <w:rPr>
+          <w:rFonts w:hint="cs"/>
+          <w:cs/>
+        </w:rPr>
+        <w:t>แพ็กเกจ</w:t>
+      </w:r>
+      <w:proofErr w:type="spellEnd"/>
+    </w:p>
+    <w:p>
+      <w:pPr>
+        <w:jc w:val="thaiDistribute"/>
+      </w:pPr>
+      <w:r>
+        <w:rPr>
+          <w:noProof/>
+        </w:rPr>
+        <w:drawing>
+          <wp:inline distT="0" distB="0" distL="0" distR="0" wp14:anchorId="372432C3" wp14:editId="15AE72A3">
+            <wp:extent cx="5265420" cy="2796540"/>
+            <wp:effectExtent l="0" t="0" r="0" b="3810"/>
+            <wp:docPr id="30" name="Picture 30"/>
+            <wp:cNvGraphicFramePr>
+              <a:graphicFrameLocks xmlns:a="http://schemas.openxmlformats.org/drawingml/2006/main" noChangeAspect="1"/>
+            </wp:cNvGraphicFramePr>
+            <a:graphic xmlns:a="http://schemas.openxmlformats.org/drawingml/2006/main">
+              <a:graphicData uri="http://schemas.openxmlformats.org/drawingml/2006/picture">
+                <pic:pic xmlns:pic="http://schemas.openxmlformats.org/drawingml/2006/picture">
+                  <pic:nvPicPr>
+                    <pic:cNvPr id="0" name="Picture 22"/>
+                    <pic:cNvPicPr>
+                      <a:picLocks noChangeAspect="1" noChangeArrowheads="1"/>
+                    </pic:cNvPicPr>
+                  </pic:nvPicPr>
+                  <pic:blipFill>
+                    <a:blip r:embed="rId28" cstate="print">
+                      <a:extLst>
+                        <a:ext uri="{28A0092B-C50C-407E-A947-70E740481C1C}">
+                          <a14:useLocalDpi xmlns:a14="http://schemas.microsoft.com/office/drawing/2010/main" val="0"/>
+                        </a:ext>
+                      </a:extLst>
+                    </a:blip>
+                    <a:srcRect/>
+                    <a:stretch>
+                      <a:fillRect/>
+                    </a:stretch>
+                  </pic:blipFill>
+                  <pic:spPr bwMode="auto">
+                    <a:xfrm>
+                      <a:off x="0" y="0"/>
+                      <a:ext cx="5265420" cy="2796540"/>
+                    </a:xfrm>
+                    <a:prstGeom prst="rect">
+                      <a:avLst/>
+                    </a:prstGeom>
+                    <a:noFill/>
+                    <a:ln>
+                      <a:noFill/>
+                    </a:ln>
+                  </pic:spPr>
+                </pic:pic>
+              </a:graphicData>
+            </a:graphic>
+          </wp:inline>
+        </w:drawing>
+      </w:r>
+    </w:p>
+    <w:p>
+      <w:pPr>
+        <w:jc w:val="center"/>
+      </w:pPr>
+      <w:r>
+        <w:rPr>
+          <w:rFonts w:hint="cs"/>
+          <w:cs/>
+        </w:rPr>
+        <w:t>ภาพที่ 4.</w:t>
+      </w:r>
+      <w:r>
+        <w:t>2</w:t>
+      </w:r>
+      <w:r>
+        <w:t>1</w:t>
+      </w:r>
+      <w:r>
+        <w:t xml:space="preserve"> </w:t>
+      </w:r>
+      <w:r>
+        <w:rPr>
+          <w:cs/>
+        </w:rPr>
+        <w:t>หน้า</w:t>
+      </w:r>
+      <w:r>
+        <w:rPr>
+          <w:rFonts w:hint="cs"/>
+          <w:cs/>
+        </w:rPr>
+        <w:t>หลักการจัดการข้อมูล</w:t>
+      </w:r>
+      <w:proofErr w:type="spellStart"/>
+      <w:r>
+        <w:rPr>
+          <w:rFonts w:hint="cs"/>
+          <w:cs/>
+        </w:rPr>
+        <w:t>แพ็กเกจ</w:t>
+      </w:r>
+      <w:proofErr w:type="spellEnd"/>
+    </w:p>
+    <w:p>
+      <w:pPr>
+        <w:jc w:val="thaiDistribute"/>
+      </w:pPr>
+    </w:p>
+    <w:p>
+      <w:pPr>
+        <w:jc w:val="thaiDistribute"/>
+      </w:pPr>
+    </w:p>
+    <w:p>
+      <w:pPr>
+        <w:jc w:val="thaiDistribute"/>
+      </w:pPr>
+    </w:p>
+    <w:p>
+      <w:pPr>
+        <w:jc w:val="thaiDistribute"/>
+      </w:pPr>
+    </w:p>
+    <w:p>
+      <w:pPr>
+        <w:pStyle w:val="ListParagraph"/>
+        <w:numPr>
+          <w:ilvl w:val="0"/>
+          <w:numId w:val="2"/>
+        </w:numPr>
+        <w:jc w:val="thaiDistribute"/>
+      </w:pPr>
+      <w:r>
+        <w:rPr>
+          <w:rFonts w:hint="cs"/>
+          <w:cs/>
+        </w:rPr>
+        <w:lastRenderedPageBreak/>
+        <w:t>หน้าเพิ่มข้อมูล</w:t>
+      </w:r>
+      <w:proofErr w:type="spellStart"/>
+      <w:r>
+        <w:rPr>
+          <w:rFonts w:hint="cs"/>
+          <w:cs/>
+        </w:rPr>
+        <w:t>แพ็กเกจ</w:t>
+      </w:r>
+      <w:proofErr w:type="spellEnd"/>
+    </w:p>
+    <w:p>
+      <w:pPr>
+        <w:jc w:val="thaiDistribute"/>
+      </w:pPr>
+      <w:r>
+        <w:rPr>
+          <w:noProof/>
+        </w:rPr>
+        <w:drawing>
+          <wp:inline distT="0" distB="0" distL="0" distR="0" wp14:anchorId="0AE7E3A6" wp14:editId="6A2F8625">
+            <wp:extent cx="5265420" cy="2796540"/>
+            <wp:effectExtent l="0" t="0" r="0" b="3810"/>
+            <wp:docPr id="31" name="Picture 31"/>
+            <wp:cNvGraphicFramePr>
+              <a:graphicFrameLocks xmlns:a="http://schemas.openxmlformats.org/drawingml/2006/main" noChangeAspect="1"/>
+            </wp:cNvGraphicFramePr>
+            <a:graphic xmlns:a="http://schemas.openxmlformats.org/drawingml/2006/main">
+              <a:graphicData uri="http://schemas.openxmlformats.org/drawingml/2006/picture">
+                <pic:pic xmlns:pic="http://schemas.openxmlformats.org/drawingml/2006/picture">
+                  <pic:nvPicPr>
+                    <pic:cNvPr id="0" name="Picture 23"/>
+                    <pic:cNvPicPr>
+                      <a:picLocks noChangeAspect="1" noChangeArrowheads="1"/>
+                    </pic:cNvPicPr>
+                  </pic:nvPicPr>
+                  <pic:blipFill>
+                    <a:blip r:embed="rId29" cstate="print">
+                      <a:extLst>
+                        <a:ext uri="{28A0092B-C50C-407E-A947-70E740481C1C}">
+                          <a14:useLocalDpi xmlns:a14="http://schemas.microsoft.com/office/drawing/2010/main" val="0"/>
+                        </a:ext>
+                      </a:extLst>
+                    </a:blip>
+                    <a:srcRect/>
+                    <a:stretch>
+                      <a:fillRect/>
+                    </a:stretch>
+                  </pic:blipFill>
+                  <pic:spPr bwMode="auto">
+                    <a:xfrm>
+                      <a:off x="0" y="0"/>
+                      <a:ext cx="5265420" cy="2796540"/>
+                    </a:xfrm>
+                    <a:prstGeom prst="rect">
+                      <a:avLst/>
+                    </a:prstGeom>
+                    <a:noFill/>
+                    <a:ln>
+                      <a:noFill/>
+                    </a:ln>
+                  </pic:spPr>
+                </pic:pic>
+              </a:graphicData>
+            </a:graphic>
+          </wp:inline>
+        </w:drawing>
+      </w:r>
+    </w:p>
+    <w:p>
+      <w:pPr>
+        <w:jc w:val="center"/>
+      </w:pPr>
+      <w:r>
+        <w:rPr>
+          <w:rFonts w:hint="cs"/>
+          <w:cs/>
+        </w:rPr>
+        <w:t>ภาพที่ 4.</w:t>
+      </w:r>
+      <w:r>
+        <w:t>2</w:t>
+      </w:r>
+      <w:r>
+        <w:t>2</w:t>
+      </w:r>
+      <w:r>
+        <w:t xml:space="preserve"> </w:t>
+      </w:r>
+      <w:r>
+        <w:rPr>
+          <w:cs/>
+        </w:rPr>
+        <w:t>หน้า</w:t>
+      </w:r>
+      <w:r>
+        <w:rPr>
+          <w:rFonts w:hint="cs"/>
+          <w:cs/>
+        </w:rPr>
+        <w:t>เพิ่มข้อมูล</w:t>
+      </w:r>
+      <w:proofErr w:type="spellStart"/>
+      <w:r>
+        <w:rPr>
+          <w:rFonts w:hint="cs"/>
+          <w:cs/>
+        </w:rPr>
+        <w:t>แพ็กเกจ</w:t>
+      </w:r>
+      <w:proofErr w:type="spellEnd"/>
+    </w:p>
+    <w:p>
+      <w:pPr>
+        <w:jc w:val="thaiDistribute"/>
+      </w:pPr>
+    </w:p>
+    <w:p>
+      <w:pPr>
+        <w:pStyle w:val="ListParagraph"/>
+        <w:numPr>
+          <w:ilvl w:val="0"/>
+          <w:numId w:val="2"/>
+        </w:numPr>
+        <w:jc w:val="thaiDistribute"/>
+      </w:pPr>
+      <w:r>
+        <w:rPr>
+          <w:rFonts w:hint="cs"/>
+          <w:cs/>
+        </w:rPr>
+        <w:t>หน้าดูข้อมูล</w:t>
+      </w:r>
+      <w:proofErr w:type="spellStart"/>
+      <w:r>
+        <w:rPr>
+          <w:rFonts w:hint="cs"/>
+          <w:cs/>
+        </w:rPr>
+        <w:t>แพ็กเกจ</w:t>
+      </w:r>
+      <w:proofErr w:type="spellEnd"/>
+    </w:p>
+    <w:p>
+      <w:pPr>
+        <w:jc w:val="thaiDistribute"/>
+      </w:pPr>
+      <w:r>
+        <w:rPr>
+          <w:noProof/>
+        </w:rPr>
+        <w:drawing>
+          <wp:inline distT="0" distB="0" distL="0" distR="0" wp14:anchorId="6C051D45" wp14:editId="2C75C4E7">
+            <wp:extent cx="5265420" cy="2796540"/>
+            <wp:effectExtent l="0" t="0" r="0" b="3810"/>
+            <wp:docPr id="33" name="Picture 33"/>
+            <wp:cNvGraphicFramePr>
+              <a:graphicFrameLocks xmlns:a="http://schemas.openxmlformats.org/drawingml/2006/main" noChangeAspect="1"/>
+            </wp:cNvGraphicFramePr>
+            <a:graphic xmlns:a="http://schemas.openxmlformats.org/drawingml/2006/main">
+              <a:graphicData uri="http://schemas.openxmlformats.org/drawingml/2006/picture">
+                <pic:pic xmlns:pic="http://schemas.openxmlformats.org/drawingml/2006/picture">
+                  <pic:nvPicPr>
+                    <pic:cNvPr id="0" name="Picture 25"/>
+                    <pic:cNvPicPr>
+                      <a:picLocks noChangeAspect="1" noChangeArrowheads="1"/>
+                    </pic:cNvPicPr>
+                  </pic:nvPicPr>
+                  <pic:blipFill>
+                    <a:blip r:embed="rId30" cstate="print">
+                      <a:extLst>
+                        <a:ext uri="{28A0092B-C50C-407E-A947-70E740481C1C}">
+                          <a14:useLocalDpi xmlns:a14="http://schemas.microsoft.com/office/drawing/2010/main" val="0"/>
+                        </a:ext>
+                      </a:extLst>
+                    </a:blip>
+                    <a:srcRect/>
+                    <a:stretch>
+                      <a:fillRect/>
+                    </a:stretch>
+                  </pic:blipFill>
+                  <pic:spPr bwMode="auto">
+                    <a:xfrm>
+                      <a:off x="0" y="0"/>
+                      <a:ext cx="5265420" cy="2796540"/>
+                    </a:xfrm>
+                    <a:prstGeom prst="rect">
+                      <a:avLst/>
+                    </a:prstGeom>
+                    <a:noFill/>
+                    <a:ln>
+                      <a:noFill/>
+                    </a:ln>
+                  </pic:spPr>
+                </pic:pic>
+              </a:graphicData>
+            </a:graphic>
+          </wp:inline>
+        </w:drawing>
+      </w:r>
+    </w:p>
+    <w:p>
+      <w:pPr>
+        <w:jc w:val="center"/>
+      </w:pPr>
+      <w:r>
+        <w:rPr>
+          <w:rFonts w:hint="cs"/>
+          <w:cs/>
+        </w:rPr>
+        <w:t>ภาพที่ 4.</w:t>
+      </w:r>
+      <w:r>
+        <w:t>2</w:t>
+      </w:r>
+      <w:r>
+        <w:t>3</w:t>
+      </w:r>
+      <w:r>
+        <w:t xml:space="preserve"> </w:t>
+      </w:r>
+      <w:r>
+        <w:rPr>
+          <w:cs/>
+        </w:rPr>
+        <w:t>หน้า</w:t>
+      </w:r>
+      <w:r>
+        <w:rPr>
+          <w:rFonts w:hint="cs"/>
+          <w:cs/>
+        </w:rPr>
+        <w:t>ดูข้อมูล</w:t>
+      </w:r>
+      <w:proofErr w:type="spellStart"/>
+      <w:r>
+        <w:rPr>
+          <w:rFonts w:hint="cs"/>
+          <w:cs/>
+        </w:rPr>
+        <w:t>แพ็กเกจ</w:t>
+      </w:r>
+      <w:proofErr w:type="spellEnd"/>
+    </w:p>
+    <w:p>
+      <w:pPr>
+        <w:jc w:val="thaiDistribute"/>
+      </w:pPr>
+    </w:p>
+    <w:p>
+      <w:pPr>
+        <w:jc w:val="thaiDistribute"/>
+      </w:pPr>
+    </w:p>
+    <w:p>
+      <w:pPr>
+        <w:jc w:val="thaiDistribute"/>
+      </w:pPr>
+    </w:p>
+    <w:p>
+      <w:pPr>
+        <w:jc w:val="thaiDistribute"/>
+      </w:pPr>
+    </w:p>
+    <w:p>
+      <w:pPr>
+        <w:pStyle w:val="ListParagraph"/>
+        <w:numPr>
+          <w:ilvl w:val="0"/>
+          <w:numId w:val="2"/>
+        </w:numPr>
+        <w:jc w:val="thaiDistribute"/>
+      </w:pPr>
+      <w:r>
+        <w:rPr>
+          <w:rFonts w:hint="cs"/>
+          <w:cs/>
+        </w:rPr>
+        <w:lastRenderedPageBreak/>
+        <w:t>หน้าแก้ไขข้อมูล</w:t>
+      </w:r>
+      <w:proofErr w:type="spellStart"/>
+      <w:r>
+        <w:rPr>
+          <w:rFonts w:hint="cs"/>
+          <w:cs/>
+        </w:rPr>
+        <w:t>แพ็กเกจ</w:t>
+      </w:r>
+      <w:proofErr w:type="spellEnd"/>
+    </w:p>
+    <w:p>
+      <w:pPr>
+        <w:jc w:val="thaiDistribute"/>
+      </w:pPr>
+      <w:r>
+        <w:rPr>
+          <w:noProof/>
+        </w:rPr>
+        <w:drawing>
+          <wp:inline distT="0" distB="0" distL="0" distR="0" wp14:anchorId="5C5F4515" wp14:editId="66A3FF67">
+            <wp:extent cx="5265420" cy="2796540"/>
+            <wp:effectExtent l="0" t="0" r="0" b="3810"/>
+            <wp:docPr id="34" name="Picture 34"/>
+            <wp:cNvGraphicFramePr>
+              <a:graphicFrameLocks xmlns:a="http://schemas.openxmlformats.org/drawingml/2006/main" noChangeAspect="1"/>
+            </wp:cNvGraphicFramePr>
+            <a:graphic xmlns:a="http://schemas.openxmlformats.org/drawingml/2006/main">
+              <a:graphicData uri="http://schemas.openxmlformats.org/drawingml/2006/picture">
+                <pic:pic xmlns:pic="http://schemas.openxmlformats.org/drawingml/2006/picture">
+                  <pic:nvPicPr>
+                    <pic:cNvPr id="0" name="Picture 26"/>
+                    <pic:cNvPicPr>
+                      <a:picLocks noChangeAspect="1" noChangeArrowheads="1"/>
+                    </pic:cNvPicPr>
+                  </pic:nvPicPr>
+                  <pic:blipFill>
+                    <a:blip r:embed="rId31" cstate="print">
+                      <a:extLst>
+                        <a:ext uri="{28A0092B-C50C-407E-A947-70E740481C1C}">
+                          <a14:useLocalDpi xmlns:a14="http://schemas.microsoft.com/office/drawing/2010/main" val="0"/>
+                        </a:ext>
+                      </a:extLst>
+                    </a:blip>
+                    <a:srcRect/>
+                    <a:stretch>
+                      <a:fillRect/>
+                    </a:stretch>
+                  </pic:blipFill>
+                  <pic:spPr bwMode="auto">
+                    <a:xfrm>
+                      <a:off x="0" y="0"/>
+                      <a:ext cx="5265420" cy="2796540"/>
+                    </a:xfrm>
+                    <a:prstGeom prst="rect">
+                      <a:avLst/>
+                    </a:prstGeom>
+                    <a:noFill/>
+                    <a:ln>
+                      <a:noFill/>
+                    </a:ln>
+                  </pic:spPr>
+                </pic:pic>
+              </a:graphicData>
+            </a:graphic>
+          </wp:inline>
+        </w:drawing>
+      </w:r>
+    </w:p>
+    <w:p>
+      <w:pPr>
+        <w:jc w:val="center"/>
+      </w:pPr>
+      <w:r>
+        <w:rPr>
+          <w:rFonts w:hint="cs"/>
+          <w:cs/>
+        </w:rPr>
+        <w:t>ภาพที่ 4.</w:t>
+      </w:r>
+      <w:r>
+        <w:t>2</w:t>
+      </w:r>
+      <w:r>
+        <w:t>4</w:t>
+      </w:r>
+      <w:r>
+        <w:t xml:space="preserve"> </w:t>
+      </w:r>
+      <w:r>
+        <w:rPr>
+          <w:cs/>
+        </w:rPr>
+        <w:t>หน้า</w:t>
+      </w:r>
+      <w:r>
+        <w:rPr>
+          <w:rFonts w:hint="cs"/>
+          <w:cs/>
+        </w:rPr>
+        <w:t>แก้ไขข้อมูล</w:t>
+      </w:r>
+      <w:proofErr w:type="spellStart"/>
+      <w:r>
+        <w:rPr>
+          <w:rFonts w:hint="cs"/>
+          <w:cs/>
+        </w:rPr>
+        <w:t>แพ็กเกจ</w:t>
+      </w:r>
+      <w:proofErr w:type="spellEnd"/>
+    </w:p>
+    <w:p>
+      <w:pPr>
+        <w:jc w:val="thaiDistribute"/>
+      </w:pPr>
+    </w:p>
+    <w:p>
+      <w:pPr>
+        <w:pStyle w:val="ListParagraph"/>
+        <w:numPr>
+          <w:ilvl w:val="0"/>
+          <w:numId w:val="2"/>
+        </w:numPr>
+        <w:jc w:val="thaiDistribute"/>
+      </w:pPr>
+      <w:r>
+        <w:rPr>
+          <w:rFonts w:hint="cs"/>
+          <w:cs/>
+        </w:rPr>
+        <w:t>หน้าลบข้อมูล</w:t>
+      </w:r>
+      <w:proofErr w:type="spellStart"/>
+      <w:r>
+        <w:rPr>
+          <w:rFonts w:hint="cs"/>
+          <w:cs/>
+        </w:rPr>
+        <w:t>แพ็กเกจ</w:t>
+      </w:r>
+      <w:proofErr w:type="spellEnd"/>
+    </w:p>
+    <w:p>
+      <w:pPr>
+        <w:jc w:val="thaiDistribute"/>
+      </w:pPr>
+      <w:r>
+        <w:rPr>
+          <w:noProof/>
+        </w:rPr>
+        <w:drawing>
+          <wp:inline distT="0" distB="0" distL="0" distR="0" wp14:anchorId="508BF986" wp14:editId="703ADCAE">
+            <wp:extent cx="5265420" cy="2796540"/>
+            <wp:effectExtent l="0" t="0" r="0" b="3810"/>
+            <wp:docPr id="35" name="Picture 35"/>
+            <wp:cNvGraphicFramePr>
+              <a:graphicFrameLocks xmlns:a="http://schemas.openxmlformats.org/drawingml/2006/main" noChangeAspect="1"/>
+            </wp:cNvGraphicFramePr>
+            <a:graphic xmlns:a="http://schemas.openxmlformats.org/drawingml/2006/main">
+              <a:graphicData uri="http://schemas.openxmlformats.org/drawingml/2006/picture">
+                <pic:pic xmlns:pic="http://schemas.openxmlformats.org/drawingml/2006/picture">
+                  <pic:nvPicPr>
+                    <pic:cNvPr id="0" name="Picture 27"/>
+                    <pic:cNvPicPr>
+                      <a:picLocks noChangeAspect="1" noChangeArrowheads="1"/>
+                    </pic:cNvPicPr>
+                  </pic:nvPicPr>
+                  <pic:blipFill>
+                    <a:blip r:embed="rId32" cstate="print">
+                      <a:extLst>
+                        <a:ext uri="{28A0092B-C50C-407E-A947-70E740481C1C}">
+                          <a14:useLocalDpi xmlns:a14="http://schemas.microsoft.com/office/drawing/2010/main" val="0"/>
+                        </a:ext>
+                      </a:extLst>
+                    </a:blip>
+                    <a:srcRect/>
+                    <a:stretch>
+                      <a:fillRect/>
+                    </a:stretch>
+                  </pic:blipFill>
+                  <pic:spPr bwMode="auto">
+                    <a:xfrm>
+                      <a:off x="0" y="0"/>
+                      <a:ext cx="5265420" cy="2796540"/>
+                    </a:xfrm>
+                    <a:prstGeom prst="rect">
+                      <a:avLst/>
+                    </a:prstGeom>
+                    <a:noFill/>
+                    <a:ln>
+                      <a:noFill/>
+                    </a:ln>
+                  </pic:spPr>
+                </pic:pic>
+              </a:graphicData>
+            </a:graphic>
+          </wp:inline>
+        </w:drawing>
+      </w:r>
+    </w:p>
+    <w:p>
+      <w:pPr>
+        <w:jc w:val="center"/>
+      </w:pPr>
+      <w:r>
+        <w:rPr>
+          <w:rFonts w:hint="cs"/>
+          <w:cs/>
+        </w:rPr>
+        <w:t>ภาพที่ 4.</w:t>
+      </w:r>
+      <w:r>
+        <w:t>2</w:t>
+      </w:r>
+      <w:r>
+        <w:t>5</w:t>
+      </w:r>
+      <w:r>
+        <w:t xml:space="preserve"> </w:t>
+      </w:r>
+      <w:r>
+        <w:rPr>
+          <w:cs/>
+        </w:rPr>
+        <w:t>หน้า</w:t>
+      </w:r>
+      <w:r>
+        <w:rPr>
+          <w:rFonts w:hint="cs"/>
+          <w:cs/>
+        </w:rPr>
+        <w:t>ลบข้อมูล</w:t>
+      </w:r>
+      <w:proofErr w:type="spellStart"/>
+      <w:r>
+        <w:rPr>
+          <w:rFonts w:hint="cs"/>
+          <w:cs/>
+        </w:rPr>
+        <w:t>แพ็กเกจ</w:t>
+      </w:r>
+      <w:proofErr w:type="spellEnd"/>
+    </w:p>
+    <w:p>
+      <w:pPr>
+        <w:jc w:val="thaiDistribute"/>
+      </w:pPr>
+    </w:p>
+    <w:p>
+      <w:pPr>
+        <w:jc w:val="thaiDistribute"/>
+      </w:pPr>
+    </w:p>
+    <w:p>
+      <w:pPr>
+        <w:jc w:val="thaiDistribute"/>
+      </w:pPr>
+    </w:p>
+    <w:p>
+      <w:pPr>
+        <w:jc w:val="thaiDistribute"/>
+      </w:pPr>
+    </w:p>
+    <w:p>
+      <w:pPr>
+        <w:pStyle w:val="ListParagraph"/>
+        <w:numPr>
+          <w:ilvl w:val="0"/>
+          <w:numId w:val="2"/>
+        </w:numPr>
+        <w:jc w:val="thaiDistribute"/>
+      </w:pPr>
+      <w:r>
+        <w:rPr>
+          <w:rFonts w:hint="cs"/>
+          <w:cs/>
+        </w:rPr>
+        <w:lastRenderedPageBreak/>
+        <w:t>หน้าหลักการจัดการข้อมูลการจอง</w:t>
+      </w:r>
+    </w:p>
+    <w:p>
+      <w:pPr>
+        <w:jc w:val="thaiDistribute"/>
+      </w:pPr>
+      <w:r>
+        <w:rPr>
+          <w:noProof/>
+        </w:rPr>
+        <w:drawing>
+          <wp:inline distT="0" distB="0" distL="0" distR="0" wp14:anchorId="68BA78E6" wp14:editId="1C41FB10">
+            <wp:extent cx="5265420" cy="2796540"/>
+            <wp:effectExtent l="0" t="0" r="0" b="3810"/>
+            <wp:docPr id="36" name="Picture 36"/>
+            <wp:cNvGraphicFramePr>
+              <a:graphicFrameLocks xmlns:a="http://schemas.openxmlformats.org/drawingml/2006/main" noChangeAspect="1"/>
+            </wp:cNvGraphicFramePr>
+            <a:graphic xmlns:a="http://schemas.openxmlformats.org/drawingml/2006/main">
+              <a:graphicData uri="http://schemas.openxmlformats.org/drawingml/2006/picture">
+                <pic:pic xmlns:pic="http://schemas.openxmlformats.org/drawingml/2006/picture">
+                  <pic:nvPicPr>
+                    <pic:cNvPr id="0" name="Picture 28"/>
+                    <pic:cNvPicPr>
+                      <a:picLocks noChangeAspect="1" noChangeArrowheads="1"/>
+                    </pic:cNvPicPr>
+                  </pic:nvPicPr>
+                  <pic:blipFill>
+                    <a:blip r:embed="rId33" cstate="print">
+                      <a:extLst>
+                        <a:ext uri="{28A0092B-C50C-407E-A947-70E740481C1C}">
+                          <a14:useLocalDpi xmlns:a14="http://schemas.microsoft.com/office/drawing/2010/main" val="0"/>
+                        </a:ext>
+                      </a:extLst>
+                    </a:blip>
+                    <a:srcRect/>
+                    <a:stretch>
+                      <a:fillRect/>
+                    </a:stretch>
+                  </pic:blipFill>
+                  <pic:spPr bwMode="auto">
+                    <a:xfrm>
+                      <a:off x="0" y="0"/>
+                      <a:ext cx="5265420" cy="2796540"/>
+                    </a:xfrm>
+                    <a:prstGeom prst="rect">
+                      <a:avLst/>
+                    </a:prstGeom>
+                    <a:noFill/>
+                    <a:ln>
+                      <a:noFill/>
+                    </a:ln>
+                  </pic:spPr>
+                </pic:pic>
+              </a:graphicData>
+            </a:graphic>
+          </wp:inline>
+        </w:drawing>
+      </w:r>
+    </w:p>
+    <w:p>
+      <w:pPr>
+        <w:jc w:val="center"/>
+      </w:pPr>
+      <w:r>
+        <w:rPr>
+          <w:rFonts w:hint="cs"/>
+          <w:cs/>
+        </w:rPr>
+        <w:t>ภาพที่ 4.</w:t>
+      </w:r>
+      <w:r>
+        <w:t>2</w:t>
+      </w:r>
+      <w:r>
+        <w:t>6</w:t>
+      </w:r>
+      <w:r>
+        <w:t xml:space="preserve"> </w:t>
+      </w:r>
+      <w:r>
+        <w:rPr>
+          <w:cs/>
+        </w:rPr>
+        <w:t>หน้า</w:t>
+      </w:r>
+      <w:r>
+        <w:rPr>
+          <w:rFonts w:hint="cs"/>
+          <w:cs/>
+        </w:rPr>
+        <w:t>หลักการจัดการข้อมูลการจอง</w:t>
+      </w:r>
+    </w:p>
+    <w:p>
+      <w:pPr>
+        <w:jc w:val="thaiDistribute"/>
+      </w:pPr>
+    </w:p>
+    <w:p>
+      <w:pPr>
+        <w:pStyle w:val="ListParagraph"/>
+        <w:numPr>
+          <w:ilvl w:val="0"/>
+          <w:numId w:val="2"/>
+        </w:numPr>
+        <w:jc w:val="thaiDistribute"/>
+      </w:pPr>
+      <w:r>
+        <w:rPr>
+          <w:rFonts w:hint="cs"/>
+          <w:cs/>
+        </w:rPr>
+        <w:t>หน้าเพิ่มข้อมูลการจอง</w:t>
+      </w:r>
+    </w:p>
+    <w:p>
+      <w:pPr>
+        <w:jc w:val="thaiDistribute"/>
+      </w:pPr>
+      <w:r>
+        <w:rPr>
+          <w:noProof/>
+        </w:rPr>
+        <w:drawing>
+          <wp:inline distT="0" distB="0" distL="0" distR="0" wp14:anchorId="0C88A30F" wp14:editId="296E6B7B">
+            <wp:extent cx="5265420" cy="2796540"/>
+            <wp:effectExtent l="0" t="0" r="0" b="3810"/>
+            <wp:docPr id="37" name="Picture 37"/>
+            <wp:cNvGraphicFramePr>
+              <a:graphicFrameLocks xmlns:a="http://schemas.openxmlformats.org/drawingml/2006/main" noChangeAspect="1"/>
+            </wp:cNvGraphicFramePr>
+            <a:graphic xmlns:a="http://schemas.openxmlformats.org/drawingml/2006/main">
+              <a:graphicData uri="http://schemas.openxmlformats.org/drawingml/2006/picture">
+                <pic:pic xmlns:pic="http://schemas.openxmlformats.org/drawingml/2006/picture">
+                  <pic:nvPicPr>
+                    <pic:cNvPr id="0" name="Picture 29"/>
+                    <pic:cNvPicPr>
+                      <a:picLocks noChangeAspect="1" noChangeArrowheads="1"/>
+                    </pic:cNvPicPr>
+                  </pic:nvPicPr>
+                  <pic:blipFill>
+                    <a:blip r:embed="rId34" cstate="print">
+                      <a:extLst>
+                        <a:ext uri="{28A0092B-C50C-407E-A947-70E740481C1C}">
+                          <a14:useLocalDpi xmlns:a14="http://schemas.microsoft.com/office/drawing/2010/main" val="0"/>
+                        </a:ext>
+                      </a:extLst>
+                    </a:blip>
+                    <a:srcRect/>
+                    <a:stretch>
+                      <a:fillRect/>
+                    </a:stretch>
+                  </pic:blipFill>
+                  <pic:spPr bwMode="auto">
+                    <a:xfrm>
+                      <a:off x="0" y="0"/>
+                      <a:ext cx="5265420" cy="2796540"/>
+                    </a:xfrm>
+                    <a:prstGeom prst="rect">
+                      <a:avLst/>
+                    </a:prstGeom>
+                    <a:noFill/>
+                    <a:ln>
+                      <a:noFill/>
+                    </a:ln>
+                  </pic:spPr>
+                </pic:pic>
+              </a:graphicData>
+            </a:graphic>
+          </wp:inline>
+        </w:drawing>
+      </w:r>
+    </w:p>
+    <w:p>
+      <w:pPr>
+        <w:jc w:val="center"/>
+      </w:pPr>
+      <w:r>
+        <w:rPr>
+          <w:rFonts w:hint="cs"/>
+          <w:cs/>
+        </w:rPr>
+        <w:t>ภาพที่ 4.</w:t>
+      </w:r>
+      <w:r>
+        <w:t>2</w:t>
+      </w:r>
+      <w:r>
+        <w:t>7</w:t>
+      </w:r>
+      <w:r>
+        <w:t xml:space="preserve"> </w:t>
+      </w:r>
+      <w:r>
+        <w:rPr>
+          <w:cs/>
+        </w:rPr>
+        <w:t>หน้า</w:t>
+      </w:r>
+      <w:r>
+        <w:rPr>
+          <w:rFonts w:hint="cs"/>
+          <w:cs/>
+        </w:rPr>
+        <w:t>เพิ่มข้อมูลการจอง</w:t>
+      </w:r>
+    </w:p>
+    <w:p>
+      <w:pPr>
+        <w:jc w:val="thaiDistribute"/>
+      </w:pPr>
+    </w:p>
+    <w:p>
+      <w:pPr>
+        <w:jc w:val="thaiDistribute"/>
+      </w:pPr>
+    </w:p>
+    <w:p>
+      <w:pPr>
+        <w:jc w:val="thaiDistribute"/>
+      </w:pPr>
+    </w:p>
+    <w:p>
+      <w:pPr>
+        <w:jc w:val="thaiDistribute"/>
+      </w:pPr>
+    </w:p>
+    <w:p>
+      <w:pPr>
+        <w:pStyle w:val="ListParagraph"/>
+        <w:numPr>
+          <w:ilvl w:val="0"/>
+          <w:numId w:val="2"/>
+        </w:numPr>
+        <w:jc w:val="thaiDistribute"/>
+      </w:pPr>
+      <w:r>
+        <w:rPr>
+          <w:rFonts w:hint="cs"/>
+          <w:cs/>
+        </w:rPr>
+        <w:lastRenderedPageBreak/>
+        <w:t>หน้าดูข้อมูลการจอง</w:t>
+      </w:r>
+    </w:p>
+    <w:p>
+      <w:pPr>
+        <w:jc w:val="thaiDistribute"/>
+      </w:pPr>
+      <w:r>
+        <w:rPr>
+          <w:noProof/>
+        </w:rPr>
+        <w:drawing>
+          <wp:inline distT="0" distB="0" distL="0" distR="0" wp14:anchorId="19F665D2" wp14:editId="610DBD54">
+            <wp:extent cx="5265420" cy="2796540"/>
+            <wp:effectExtent l="0" t="0" r="0" b="3810"/>
+            <wp:docPr id="38" name="Picture 38"/>
+            <wp:cNvGraphicFramePr>
+              <a:graphicFrameLocks xmlns:a="http://schemas.openxmlformats.org/drawingml/2006/main" noChangeAspect="1"/>
+            </wp:cNvGraphicFramePr>
+            <a:graphic xmlns:a="http://schemas.openxmlformats.org/drawingml/2006/main">
+              <a:graphicData uri="http://schemas.openxmlformats.org/drawingml/2006/picture">
+                <pic:pic xmlns:pic="http://schemas.openxmlformats.org/drawingml/2006/picture">
+                  <pic:nvPicPr>
+                    <pic:cNvPr id="0" name="Picture 30"/>
+                    <pic:cNvPicPr>
+                      <a:picLocks noChangeAspect="1" noChangeArrowheads="1"/>
+                    </pic:cNvPicPr>
+                  </pic:nvPicPr>
+                  <pic:blipFill>
+                    <a:blip r:embed="rId35" cstate="print">
+                      <a:extLst>
+                        <a:ext uri="{28A0092B-C50C-407E-A947-70E740481C1C}">
+                          <a14:useLocalDpi xmlns:a14="http://schemas.microsoft.com/office/drawing/2010/main" val="0"/>
+                        </a:ext>
+                      </a:extLst>
+                    </a:blip>
+                    <a:srcRect/>
+                    <a:stretch>
+                      <a:fillRect/>
+                    </a:stretch>
+                  </pic:blipFill>
+                  <pic:spPr bwMode="auto">
+                    <a:xfrm>
+                      <a:off x="0" y="0"/>
+                      <a:ext cx="5265420" cy="2796540"/>
+                    </a:xfrm>
+                    <a:prstGeom prst="rect">
+                      <a:avLst/>
+                    </a:prstGeom>
+                    <a:noFill/>
+                    <a:ln>
+                      <a:noFill/>
+                    </a:ln>
+                  </pic:spPr>
+                </pic:pic>
+              </a:graphicData>
+            </a:graphic>
+          </wp:inline>
+        </w:drawing>
+      </w:r>
+    </w:p>
+    <w:p>
+      <w:pPr>
+        <w:jc w:val="center"/>
+      </w:pPr>
+      <w:r>
+        <w:rPr>
+          <w:rFonts w:hint="cs"/>
+          <w:cs/>
+        </w:rPr>
+        <w:t>ภาพที่ 4.</w:t>
+      </w:r>
+      <w:r>
+        <w:t>2</w:t>
+      </w:r>
+      <w:r>
+        <w:t>8</w:t>
+      </w:r>
+      <w:r>
+        <w:t xml:space="preserve"> </w:t>
+      </w:r>
+      <w:r>
+        <w:rPr>
+          <w:cs/>
+        </w:rPr>
+        <w:t>หน้า</w:t>
+      </w:r>
+      <w:r>
+        <w:rPr>
+          <w:rFonts w:hint="cs"/>
+          <w:cs/>
+        </w:rPr>
+        <w:t>ดูข้อมูลการจอง</w:t>
+      </w:r>
+    </w:p>
+    <w:p>
+      <w:pPr>
+        <w:pStyle w:val="ListParagraph"/>
+        <w:numPr>
+          <w:ilvl w:val="0"/>
+          <w:numId w:val="2"/>
+        </w:numPr>
+        <w:jc w:val="thaiDistribute"/>
+      </w:pPr>
+      <w:r>
+        <w:rPr>
+          <w:rFonts w:hint="cs"/>
+          <w:cs/>
+        </w:rPr>
+        <w:t>หน้าแก้ไขข้อมูลการจอง</w:t>
+      </w:r>
+    </w:p>
+    <w:p>
+      <w:pPr>
+        <w:jc w:val="thaiDistribute"/>
+      </w:pPr>
+      <w:r>
+        <w:rPr>
+          <w:noProof/>
+        </w:rPr>
+        <w:drawing>
+          <wp:inline distT="0" distB="0" distL="0" distR="0" wp14:anchorId="5C25619A" wp14:editId="3956A46D">
+            <wp:extent cx="5265420" cy="2796540"/>
+            <wp:effectExtent l="0" t="0" r="0" b="3810"/>
+            <wp:docPr id="39" name="Picture 39"/>
+            <wp:cNvGraphicFramePr>
+              <a:graphicFrameLocks xmlns:a="http://schemas.openxmlformats.org/drawingml/2006/main" noChangeAspect="1"/>
+            </wp:cNvGraphicFramePr>
+            <a:graphic xmlns:a="http://schemas.openxmlformats.org/drawingml/2006/main">
+              <a:graphicData uri="http://schemas.openxmlformats.org/drawingml/2006/picture">
+                <pic:pic xmlns:pic="http://schemas.openxmlformats.org/drawingml/2006/picture">
+                  <pic:nvPicPr>
+                    <pic:cNvPr id="0" name="Picture 31"/>
+                    <pic:cNvPicPr>
+                      <a:picLocks noChangeAspect="1" noChangeArrowheads="1"/>
+                    </pic:cNvPicPr>
+                  </pic:nvPicPr>
+                  <pic:blipFill>
+                    <a:blip r:embed="rId36" cstate="print">
+                      <a:extLst>
+                        <a:ext uri="{28A0092B-C50C-407E-A947-70E740481C1C}">
+                          <a14:useLocalDpi xmlns:a14="http://schemas.microsoft.com/office/drawing/2010/main" val="0"/>
+                        </a:ext>
+                      </a:extLst>
+                    </a:blip>
+                    <a:srcRect/>
+                    <a:stretch>
+                      <a:fillRect/>
+                    </a:stretch>
+                  </pic:blipFill>
+                  <pic:spPr bwMode="auto">
+                    <a:xfrm>
+                      <a:off x="0" y="0"/>
+                      <a:ext cx="5265420" cy="2796540"/>
+                    </a:xfrm>
+                    <a:prstGeom prst="rect">
+                      <a:avLst/>
+                    </a:prstGeom>
+                    <a:noFill/>
+                    <a:ln>
+                      <a:noFill/>
+                    </a:ln>
+                  </pic:spPr>
+                </pic:pic>
+              </a:graphicData>
+            </a:graphic>
+          </wp:inline>
+        </w:drawing>
+      </w:r>
+    </w:p>
+    <w:p>
+      <w:pPr>
+        <w:jc w:val="center"/>
+      </w:pPr>
+      <w:r>
+        <w:rPr>
+          <w:rFonts w:hint="cs"/>
+          <w:cs/>
+        </w:rPr>
+        <w:t>ภาพที่ 4.</w:t>
+      </w:r>
+      <w:r>
+        <w:t xml:space="preserve">29 </w:t>
+      </w:r>
+      <w:r>
+        <w:rPr>
+          <w:cs/>
+        </w:rPr>
+        <w:t>หน้าแก้ไขข้อมูลการจอง</w:t>
+      </w:r>
+    </w:p>
+    <w:p>
+      <w:pPr>
+        <w:jc w:val="thaiDistribute"/>
+      </w:pPr>
+    </w:p>
+    <w:p>
+      <w:pPr>
+        <w:jc w:val="thaiDistribute"/>
+      </w:pPr>
+    </w:p>
+    <w:p>
+      <w:pPr>
+        <w:jc w:val="thaiDistribute"/>
+      </w:pPr>
+    </w:p>
+    <w:p>
+      <w:pPr>
+        <w:jc w:val="thaiDistribute"/>
+      </w:pPr>
+    </w:p>
+    <w:p>
+      <w:pPr>
+        <w:jc w:val="thaiDistribute"/>
+      </w:pPr>
+    </w:p>
+    <w:p>
+      <w:pPr>
+        <w:pStyle w:val="ListParagraph"/>
+        <w:numPr>
+          <w:ilvl w:val="0"/>
+          <w:numId w:val="2"/>
+        </w:numPr>
+        <w:jc w:val="thaiDistribute"/>
+      </w:pPr>
+      <w:r>
+        <w:rPr>
+          <w:rFonts w:hint="cs"/>
+          <w:cs/>
+        </w:rPr>
+        <w:lastRenderedPageBreak/>
+        <w:t>หน้าลบข้อมูลการจอง</w:t>
+      </w:r>
+    </w:p>
+    <w:p>
+      <w:pPr>
+        <w:jc w:val="thaiDistribute"/>
+      </w:pPr>
+      <w:r>
+        <w:rPr>
+          <w:noProof/>
+        </w:rPr>
+        <w:drawing>
+          <wp:inline distT="0" distB="0" distL="0" distR="0" wp14:anchorId="45A12227" wp14:editId="7D9ED00A">
+            <wp:extent cx="5265420" cy="2796540"/>
+            <wp:effectExtent l="0" t="0" r="0" b="3810"/>
+            <wp:docPr id="40" name="Picture 40"/>
+            <wp:cNvGraphicFramePr>
+              <a:graphicFrameLocks xmlns:a="http://schemas.openxmlformats.org/drawingml/2006/main" noChangeAspect="1"/>
+            </wp:cNvGraphicFramePr>
+            <a:graphic xmlns:a="http://schemas.openxmlformats.org/drawingml/2006/main">
+              <a:graphicData uri="http://schemas.openxmlformats.org/drawingml/2006/picture">
+                <pic:pic xmlns:pic="http://schemas.openxmlformats.org/drawingml/2006/picture">
+                  <pic:nvPicPr>
+                    <pic:cNvPr id="0" name="Picture 32"/>
+                    <pic:cNvPicPr>
+                      <a:picLocks noChangeAspect="1" noChangeArrowheads="1"/>
+                    </pic:cNvPicPr>
+                  </pic:nvPicPr>
+                  <pic:blipFill>
+                    <a:blip r:embed="rId37" cstate="print">
+                      <a:extLst>
+                        <a:ext uri="{28A0092B-C50C-407E-A947-70E740481C1C}">
+                          <a14:useLocalDpi xmlns:a14="http://schemas.microsoft.com/office/drawing/2010/main" val="0"/>
+                        </a:ext>
+                      </a:extLst>
+                    </a:blip>
+                    <a:srcRect/>
+                    <a:stretch>
+                      <a:fillRect/>
+                    </a:stretch>
+                  </pic:blipFill>
+                  <pic:spPr bwMode="auto">
+                    <a:xfrm>
+                      <a:off x="0" y="0"/>
+                      <a:ext cx="5265420" cy="2796540"/>
+                    </a:xfrm>
+                    <a:prstGeom prst="rect">
+                      <a:avLst/>
+                    </a:prstGeom>
+                    <a:noFill/>
+                    <a:ln>
+                      <a:noFill/>
+                    </a:ln>
+                  </pic:spPr>
+                </pic:pic>
+              </a:graphicData>
+            </a:graphic>
+          </wp:inline>
+        </w:drawing>
+      </w:r>
+    </w:p>
+    <w:p>
+      <w:pPr>
+        <w:jc w:val="center"/>
+      </w:pPr>
+      <w:r>
+        <w:rPr>
+          <w:rFonts w:hint="cs"/>
+          <w:cs/>
+        </w:rPr>
+        <w:t>ภาพที่ 4.</w:t>
+      </w:r>
+      <w:r>
+        <w:t xml:space="preserve">30 </w:t>
+      </w:r>
+      <w:r>
+        <w:rPr>
+          <w:cs/>
+        </w:rPr>
+        <w:t>หน้าลบข้อมูลการจอง</w:t>
+      </w:r>
+    </w:p>
+    <w:p>
+      <w:pPr>
+        <w:jc w:val="thaiDistribute"/>
+      </w:pPr>
+    </w:p>
+    <w:p>
+      <w:pPr>
+        <w:pStyle w:val="ListParagraph"/>
+        <w:numPr>
+          <w:ilvl w:val="0"/>
+          <w:numId w:val="2"/>
+        </w:numPr>
+        <w:jc w:val="thaiDistribute"/>
+      </w:pPr>
+      <w:r>
+        <w:rPr>
+          <w:rFonts w:hint="cs"/>
+          <w:cs/>
+        </w:rPr>
+        <w:t>หน้าหลักการจัดการข้อมูลการชำระเงิน</w:t>
+      </w:r>
+    </w:p>
+    <w:p>
+      <w:pPr>
+        <w:jc w:val="thaiDistribute"/>
+      </w:pPr>
+      <w:r>
+        <w:rPr>
+          <w:noProof/>
+        </w:rPr>
+        <w:drawing>
+          <wp:inline distT="0" distB="0" distL="0" distR="0" wp14:anchorId="396E2EF5" wp14:editId="097EB440">
+            <wp:extent cx="5265420" cy="2796540"/>
+            <wp:effectExtent l="0" t="0" r="0" b="3810"/>
+            <wp:docPr id="41" name="Picture 41"/>
+            <wp:cNvGraphicFramePr>
+              <a:graphicFrameLocks xmlns:a="http://schemas.openxmlformats.org/drawingml/2006/main" noChangeAspect="1"/>
+            </wp:cNvGraphicFramePr>
+            <a:graphic xmlns:a="http://schemas.openxmlformats.org/drawingml/2006/main">
+              <a:graphicData uri="http://schemas.openxmlformats.org/drawingml/2006/picture">
+                <pic:pic xmlns:pic="http://schemas.openxmlformats.org/drawingml/2006/picture">
+                  <pic:nvPicPr>
+                    <pic:cNvPr id="0" name="Picture 33"/>
+                    <pic:cNvPicPr>
+                      <a:picLocks noChangeAspect="1" noChangeArrowheads="1"/>
+                    </pic:cNvPicPr>
+                  </pic:nvPicPr>
+                  <pic:blipFill>
+                    <a:blip r:embed="rId38" cstate="print">
+                      <a:extLst>
+                        <a:ext uri="{28A0092B-C50C-407E-A947-70E740481C1C}">
+                          <a14:useLocalDpi xmlns:a14="http://schemas.microsoft.com/office/drawing/2010/main" val="0"/>
+                        </a:ext>
+                      </a:extLst>
+                    </a:blip>
+                    <a:srcRect/>
+                    <a:stretch>
+                      <a:fillRect/>
+                    </a:stretch>
+                  </pic:blipFill>
+                  <pic:spPr bwMode="auto">
+                    <a:xfrm>
+                      <a:off x="0" y="0"/>
+                      <a:ext cx="5265420" cy="2796540"/>
+                    </a:xfrm>
+                    <a:prstGeom prst="rect">
+                      <a:avLst/>
+                    </a:prstGeom>
+                    <a:noFill/>
+                    <a:ln>
+                      <a:noFill/>
+                    </a:ln>
+                  </pic:spPr>
+                </pic:pic>
+              </a:graphicData>
+            </a:graphic>
+          </wp:inline>
+        </w:drawing>
+      </w:r>
+    </w:p>
+    <w:p>
+      <w:pPr>
+        <w:jc w:val="center"/>
+      </w:pPr>
+      <w:r>
+        <w:rPr>
+          <w:rFonts w:hint="cs"/>
+          <w:cs/>
+        </w:rPr>
+        <w:t>ภาพที่ 4.</w:t>
+      </w:r>
+      <w:r>
+        <w:t xml:space="preserve">31 </w:t>
+      </w:r>
+      <w:r>
+        <w:rPr>
+          <w:cs/>
+        </w:rPr>
+        <w:t>หน้าหลักการจัดการข้อมูลการชำระเงิน</w:t>
+      </w:r>
+    </w:p>
+    <w:p>
+      <w:pPr>
+        <w:jc w:val="thaiDistribute"/>
+      </w:pPr>
+    </w:p>
+    <w:p>
+      <w:pPr>
+        <w:jc w:val="thaiDistribute"/>
+      </w:pPr>
+    </w:p>
+    <w:p>
+      <w:pPr>
+        <w:jc w:val="thaiDistribute"/>
+      </w:pPr>
+    </w:p>
+    <w:p>
+      <w:pPr>
+        <w:jc w:val="thaiDistribute"/>
+      </w:pPr>
+    </w:p>
+    <w:p>
+      <w:pPr>
+        <w:pStyle w:val="ListParagraph"/>
+        <w:numPr>
+          <w:ilvl w:val="0"/>
+          <w:numId w:val="2"/>
+        </w:numPr>
+        <w:jc w:val="thaiDistribute"/>
+      </w:pPr>
+      <w:r>
+        <w:rPr>
+          <w:rFonts w:hint="cs"/>
+          <w:cs/>
+        </w:rPr>
+        <w:lastRenderedPageBreak/>
+        <w:t>หน้าดูข้อมูลการชำระเงิน</w:t>
+      </w:r>
+    </w:p>
+    <w:p>
+      <w:pPr>
+        <w:jc w:val="thaiDistribute"/>
+      </w:pPr>
+      <w:r>
+        <w:rPr>
+          <w:noProof/>
+        </w:rPr>
+        <w:drawing>
+          <wp:inline distT="0" distB="0" distL="0" distR="0" wp14:anchorId="3A46BC5F" wp14:editId="6D196B81">
+            <wp:extent cx="5265420" cy="2796540"/>
+            <wp:effectExtent l="0" t="0" r="0" b="3810"/>
+            <wp:docPr id="42" name="Picture 42"/>
+            <wp:cNvGraphicFramePr>
+              <a:graphicFrameLocks xmlns:a="http://schemas.openxmlformats.org/drawingml/2006/main" noChangeAspect="1"/>
+            </wp:cNvGraphicFramePr>
+            <a:graphic xmlns:a="http://schemas.openxmlformats.org/drawingml/2006/main">
+              <a:graphicData uri="http://schemas.openxmlformats.org/drawingml/2006/picture">
+                <pic:pic xmlns:pic="http://schemas.openxmlformats.org/drawingml/2006/picture">
+                  <pic:nvPicPr>
+                    <pic:cNvPr id="0" name="Picture 34"/>
+                    <pic:cNvPicPr>
+                      <a:picLocks noChangeAspect="1" noChangeArrowheads="1"/>
+                    </pic:cNvPicPr>
+                  </pic:nvPicPr>
+                  <pic:blipFill>
+                    <a:blip r:embed="rId39" cstate="print">
+                      <a:extLst>
+                        <a:ext uri="{28A0092B-C50C-407E-A947-70E740481C1C}">
+                          <a14:useLocalDpi xmlns:a14="http://schemas.microsoft.com/office/drawing/2010/main" val="0"/>
+                        </a:ext>
+                      </a:extLst>
+                    </a:blip>
+                    <a:srcRect/>
+                    <a:stretch>
+                      <a:fillRect/>
+                    </a:stretch>
+                  </pic:blipFill>
+                  <pic:spPr bwMode="auto">
+                    <a:xfrm>
+                      <a:off x="0" y="0"/>
+                      <a:ext cx="5265420" cy="2796540"/>
+                    </a:xfrm>
+                    <a:prstGeom prst="rect">
+                      <a:avLst/>
+                    </a:prstGeom>
+                    <a:noFill/>
+                    <a:ln>
+                      <a:noFill/>
+                    </a:ln>
+                  </pic:spPr>
+                </pic:pic>
+              </a:graphicData>
+            </a:graphic>
+          </wp:inline>
+        </w:drawing>
+      </w:r>
+    </w:p>
+    <w:p>
+      <w:pPr>
+        <w:jc w:val="center"/>
+      </w:pPr>
+      <w:r>
+        <w:rPr>
+          <w:rFonts w:hint="cs"/>
+          <w:cs/>
+        </w:rPr>
+        <w:t>ภาพที่ 4.</w:t>
+      </w:r>
+      <w:r>
+        <w:t xml:space="preserve">32 </w:t>
+      </w:r>
+      <w:r>
+        <w:rPr>
+          <w:cs/>
+        </w:rPr>
+        <w:t>หน้าดูข้อมูลการชำระเงิน</w:t>
+      </w:r>
+    </w:p>
+    <w:p>
+      <w:pPr>
+        <w:jc w:val="thaiDistribute"/>
+      </w:pPr>
+    </w:p>
+    <w:p>
+      <w:pPr>
+        <w:pStyle w:val="ListParagraph"/>
+        <w:numPr>
+          <w:ilvl w:val="0"/>
+          <w:numId w:val="2"/>
+        </w:numPr>
+        <w:jc w:val="thaiDistribute"/>
+      </w:pPr>
+      <w:r>
+        <w:rPr>
+          <w:rFonts w:hint="cs"/>
+          <w:cs/>
+        </w:rPr>
+        <w:t>หน้าแก้ไขข้อมูลการชำระเงิน</w:t>
+      </w:r>
+    </w:p>
+    <w:p>
+      <w:pPr>
+        <w:jc w:val="center"/>
+      </w:pPr>
+      <w:r>
+        <w:rPr>
+          <w:cs/>
+        </w:rPr>
+        <w:t xml:space="preserve">ภาพที่ </w:t>
+      </w:r>
+      <w:r>
+        <w:t>4.3</w:t>
+      </w:r>
+      <w:r>
+        <w:t>3</w:t>
+      </w:r>
+      <w:r>
+        <w:t xml:space="preserve"> </w:t>
+      </w:r>
+      <w:r>
+        <w:rPr>
+          <w:cs/>
+        </w:rPr>
+        <w:t>หน้า</w:t>
+      </w:r>
+      <w:r>
+        <w:rPr>
+          <w:rFonts w:hint="cs"/>
+          <w:cs/>
+        </w:rPr>
+        <w:t>แก้ไขข้อมูลการชำระเงิน</w:t>
+      </w:r>
+    </w:p>
+    <w:p>
+      <w:pPr>
+        <w:jc w:val="center"/>
+      </w:pPr>
+    </w:p>
+    <w:p>
+      <w:pPr>
+        <w:jc w:val="center"/>
+      </w:pPr>
+    </w:p>
+    <w:p>
+      <w:pPr>
+        <w:jc w:val="center"/>
+      </w:pPr>
+    </w:p>
+    <w:p>
+      <w:pPr>
+        <w:jc w:val="center"/>
+      </w:pPr>
+    </w:p>
+    <w:p>
+      <w:pPr>
+        <w:jc w:val="center"/>
+      </w:pPr>
+    </w:p>
+    <w:p>
+      <w:pPr>
+        <w:jc w:val="center"/>
+      </w:pPr>
+    </w:p>
+    <w:p>
+      <w:pPr>
+        <w:jc w:val="center"/>
+      </w:pPr>
+    </w:p>
+    <w:p>
+      <w:pPr>
+        <w:jc w:val="center"/>
+      </w:pPr>
+    </w:p>
+    <w:p>
+      <w:pPr>
+        <w:jc w:val="center"/>
+      </w:pPr>
+    </w:p>
+    <w:p>
+      <w:pPr>
+        <w:jc w:val="center"/>
+      </w:pPr>
+    </w:p>
+    <w:p>
+      <w:pPr>
+        <w:jc w:val="center"/>
+      </w:pPr>
+    </w:p>
+    <w:p>
+      <w:pPr>
+        <w:jc w:val="center"/>
+      </w:pPr>
+    </w:p>
+    <w:p>
+      <w:pPr>
+        <w:jc w:val="center"/>
+      </w:pPr>
+    </w:p>
+    <w:p>
+      <w:pPr>
+        <w:jc w:val="center"/>
+      </w:pPr>
+    </w:p>
+    <w:p>
+      <w:pPr>
+        <w:pStyle w:val="ListParagraph"/>
+        <w:numPr>
+          <w:ilvl w:val="0"/>
+          <w:numId w:val="2"/>
+        </w:numPr>
+        <w:jc w:val="thaiDistribute"/>
+      </w:pPr>
+      <w:r>
+        <w:rPr>
+          <w:rFonts w:hint="cs"/>
+          <w:cs/>
+        </w:rPr>
+        <w:lastRenderedPageBreak/>
+        <w:t xml:space="preserve">หน้า </w:t>
+      </w:r>
+      <w:r>
+        <w:t xml:space="preserve">Export </w:t>
+      </w:r>
+      <w:r>
+        <w:rPr>
+          <w:rFonts w:hint="cs"/>
+          <w:cs/>
+        </w:rPr>
+        <w:t>ข้อมูลการชำระเงิน</w:t>
+      </w:r>
+    </w:p>
+    <w:p>
+      <w:pPr>
+        <w:jc w:val="center"/>
+        <w:rPr>
+          <w:cs/>
+        </w:rPr>
+      </w:pPr>
+      <w:r>
+        <w:rPr>
+          <w:cs/>
+        </w:rPr>
+        <w:t xml:space="preserve">ภาพที่ </w:t>
+      </w:r>
+      <w:r>
+        <w:t>4.3</w:t>
+      </w:r>
+      <w:r>
+        <w:t>4</w:t>
+      </w:r>
+      <w:r>
+        <w:t xml:space="preserve"> </w:t>
+      </w:r>
+      <w:r>
+        <w:rPr>
+          <w:cs/>
+        </w:rPr>
+        <w:t>หน้า</w:t>
+      </w:r>
+      <w:r>
+        <w:t xml:space="preserve"> Export </w:t>
+      </w:r>
+      <w:r>
+        <w:rPr>
+          <w:cs/>
+        </w:rPr>
+        <w:t>ข้อมูลการชำระเงิน</w:t>
+      </w:r>
+    </w:p>
+    <w:p/>
+    <w:p>
       <w:r>
         <w:rPr>
           <w:cs/>
@@ -916,86 +4125,20 @@
         <w:tab/>
       </w:r>
       <w:r>
-        <w:rPr>
-          <w:cs/>
-        </w:rPr>
-        <w:tab/>
-      </w:r>
-      <w:r>
-        <w:rPr>
-          <w:rFonts w:hint="cs"/>
-          <w:cs/>
-        </w:rPr>
-        <w:t>6.หน้าต่างแสดงการเพิ่มบริการ</w:t>
-      </w:r>
-    </w:p>
-    <w:p/>
-    <w:p/>
-    <w:p/>
-    <w:p/>
-    <w:p/>
-    <w:p/>
-    <w:p/>
-    <w:p/>
-    <w:p/>
-    <w:p/>
-    <w:p>
-      <w:pPr>
-        <w:jc w:val="center"/>
-      </w:pPr>
-      <w:r>
-        <w:rPr>
-          <w:rFonts w:hint="cs"/>
-          <w:cs/>
-        </w:rPr>
-        <w:t>ภาพที่ 4.</w:t>
-      </w:r>
-      <w:r>
-        <w:rPr>
-          <w:rFonts w:hint="cs"/>
-          <w:cs/>
-        </w:rPr>
-        <w:t>6</w:t>
-      </w:r>
-      <w:r>
-        <w:rPr>
-          <w:rFonts w:hint="cs"/>
-          <w:cs/>
-        </w:rPr>
-        <w:t xml:space="preserve"> หน้าต่างแสดงการเพิ่มบริการ</w:t>
-      </w:r>
-    </w:p>
-    <w:p>
-      <w:pPr>
-        <w:jc w:val="center"/>
-        <w:rPr>
-          <w:rFonts w:hint="cs"/>
-        </w:rPr>
-      </w:pPr>
-    </w:p>
-    <w:p>
-      <w:r>
-        <w:rPr>
-          <w:cs/>
-        </w:rPr>
-        <w:tab/>
-      </w:r>
-      <w:r>
-        <w:t xml:space="preserve">4.1.1 </w:t>
-      </w:r>
-      <w:r>
-        <w:rPr>
-          <w:rFonts w:hint="cs"/>
-          <w:cs/>
-        </w:rPr>
-        <w:t>ส่วนของ</w:t>
-      </w:r>
-      <w:r>
-        <w:rPr>
-          <w:rFonts w:hint="cs"/>
-          <w:cs/>
-        </w:rPr>
-        <w:t>ผู้ใช้งาน (ลูกค้า)</w:t>
+        <w:t>4.1.</w:t>
+      </w:r>
+      <w:r>
+        <w:t>2</w:t>
+      </w:r>
+      <w:r>
+        <w:t xml:space="preserve"> </w:t>
+      </w:r>
+      <w:r>
+        <w:rPr>
+          <w:rFonts w:hint="cs"/>
+          <w:cs/>
+        </w:rPr>
+        <w:t>ส่วนของผู้ใช้งาน (ลูกค้า)</w:t>
       </w:r>
     </w:p>
     <w:p>
@@ -1007,7 +4150,21 @@
           <w:rFonts w:hint="cs"/>
           <w:cs/>
         </w:rPr>
-        <w:t xml:space="preserve">1.หน้าต่างแสดงหน้า </w:t>
+        <w:t>1.</w:t>
+      </w:r>
+      <w:r>
+        <w:rPr>
+          <w:rFonts w:hint="cs"/>
+          <w:cs/>
+        </w:rPr>
+        <w:t xml:space="preserve">  </w:t>
+      </w:r>
+      <w:r>
+        <w:rPr>
+          <w:rFonts w:hint="cs"/>
+          <w:cs/>
+        </w:rPr>
+        <w:t xml:space="preserve">หน้าต่างแสดงหน้า </w:t>
       </w:r>
       <w:r>
         <w:t xml:space="preserve">Login </w:t>
@@ -1023,6 +4180,7 @@
     <w:p>
       <w:r>
         <w:rPr>
+          <w:noProof/>
           <w:cs/>
         </w:rPr>
         <w:drawing>
@@ -1041,7 +4199,7 @@
                     <pic:cNvPicPr/>
                   </pic:nvPicPr>
                   <pic:blipFill>
-                    <a:blip r:embed="rId13"/>
+                    <a:blip r:embed="rId40"/>
                     <a:stretch>
                       <a:fillRect/>
                     </a:stretch>
@@ -1074,11 +4232,7 @@
         <w:t>ภาพที่ 4.</w:t>
       </w:r>
       <w:r>
-        <w:rPr>
-          <w:rFonts w:hint="cs"/>
-          <w:cs/>
-        </w:rPr>
-        <w:t>7</w:t>
+        <w:t>35</w:t>
       </w:r>
       <w:r>
         <w:rPr>
@@ -1098,22 +4252,18 @@
         <w:t>เข้าสู่ระบบ</w:t>
       </w:r>
     </w:p>
-    <w:p/>
-    <w:p/>
-    <w:p>
-      <w:pPr>
-        <w:rPr>
-          <w:rFonts w:hint="cs"/>
-          <w:cs/>
-        </w:rPr>
-      </w:pPr>
-    </w:p>
-    <w:p>
-      <w:r>
-        <w:rPr>
-          <w:cs/>
-        </w:rPr>
-        <w:lastRenderedPageBreak/>
+    <w:p>
+      <w:pPr>
+        <w:rPr>
+          <w:cs/>
+        </w:rPr>
+      </w:pPr>
+    </w:p>
+    <w:p>
+      <w:r>
+        <w:rPr>
+          <w:cs/>
+        </w:rPr>
         <w:tab/>
       </w:r>
       <w:r>
@@ -1141,19 +4291,23 @@
           <w:rFonts w:hint="cs"/>
           <w:cs/>
         </w:rPr>
+        <w:t xml:space="preserve">  </w:t>
+      </w:r>
+      <w:r>
+        <w:rPr>
+          <w:rFonts w:hint="cs"/>
+          <w:cs/>
+        </w:rPr>
         <w:t>หน้าต่างแสดงหน้าหลักของเว็บผู้ใช้งาน</w:t>
       </w:r>
     </w:p>
     <w:p>
       <w:r>
-        <w:rPr>
-          <w:cs/>
-        </w:rPr>
         <w:drawing>
-          <wp:inline distT="0" distB="0" distL="0" distR="0" wp14:anchorId="468DBA9B" wp14:editId="21AF8F99">
+          <wp:inline distT="0" distB="0" distL="0" distR="0" wp14:anchorId="2D7AD842" wp14:editId="527C2F6D">
             <wp:extent cx="5274310" cy="2802255"/>
             <wp:effectExtent l="0" t="0" r="2540" b="0"/>
-            <wp:docPr id="7" name="Picture 7"/>
+            <wp:docPr id="2" name="Picture 2"/>
             <wp:cNvGraphicFramePr>
               <a:graphicFrameLocks xmlns:a="http://schemas.openxmlformats.org/drawingml/2006/main" noChangeAspect="1"/>
             </wp:cNvGraphicFramePr>
@@ -1165,7 +4319,7 @@
                     <pic:cNvPicPr/>
                   </pic:nvPicPr>
                   <pic:blipFill>
-                    <a:blip r:embed="rId14"/>
+                    <a:blip r:embed="rId41"/>
                     <a:stretch>
                       <a:fillRect/>
                     </a:stretch>
@@ -1189,10 +4343,6 @@
     <w:p>
       <w:pPr>
         <w:jc w:val="center"/>
-        <w:rPr>
-          <w:rFonts w:hint="cs"/>
-          <w:cs/>
-        </w:rPr>
       </w:pPr>
       <w:r>
         <w:rPr>
@@ -1202,11 +4352,7 @@
         <w:t>ภาพที่ 4.</w:t>
       </w:r>
       <w:r>
-        <w:rPr>
-          <w:rFonts w:hint="cs"/>
-          <w:cs/>
-        </w:rPr>
-        <w:t>8</w:t>
+        <w:t>36</w:t>
       </w:r>
       <w:r>
         <w:rPr>
@@ -1215,9 +4361,130 @@
         </w:rPr>
         <w:t xml:space="preserve"> หน้าต่างแสดงหน้าหลักของเว็บผู้ใช้งาน</w:t>
       </w:r>
+      <w:r>
+        <w:t xml:space="preserve"> (</w:t>
+      </w:r>
+      <w:r>
+        <w:rPr>
+          <w:rFonts w:hint="cs"/>
+          <w:cs/>
+        </w:rPr>
+        <w:t>ขนาดหน้าจอคอม</w:t>
+      </w:r>
+      <w:r>
+        <w:t>)</w:t>
+      </w:r>
+    </w:p>
+    <w:p>
+      <w:pPr>
+        <w:jc w:val="center"/>
+      </w:pPr>
+      <w:r>
+        <w:lastRenderedPageBreak/>
+        <w:drawing>
+          <wp:inline distT="0" distB="0" distL="0" distR="0" wp14:anchorId="0528543A" wp14:editId="1446DB39">
+            <wp:extent cx="2081135" cy="4282440"/>
+            <wp:effectExtent l="0" t="0" r="0" b="3810"/>
+            <wp:docPr id="3" name="Picture 3"/>
+            <wp:cNvGraphicFramePr>
+              <a:graphicFrameLocks xmlns:a="http://schemas.openxmlformats.org/drawingml/2006/main" noChangeAspect="1"/>
+            </wp:cNvGraphicFramePr>
+            <a:graphic xmlns:a="http://schemas.openxmlformats.org/drawingml/2006/main">
+              <a:graphicData uri="http://schemas.openxmlformats.org/drawingml/2006/picture">
+                <pic:pic xmlns:pic="http://schemas.openxmlformats.org/drawingml/2006/picture">
+                  <pic:nvPicPr>
+                    <pic:cNvPr id="1" name=""/>
+                    <pic:cNvPicPr/>
+                  </pic:nvPicPr>
+                  <pic:blipFill>
+                    <a:blip r:embed="rId42"/>
+                    <a:stretch>
+                      <a:fillRect/>
+                    </a:stretch>
+                  </pic:blipFill>
+                  <pic:spPr>
+                    <a:xfrm>
+                      <a:off x="0" y="0"/>
+                      <a:ext cx="2091992" cy="4304781"/>
+                    </a:xfrm>
+                    <a:prstGeom prst="rect">
+                      <a:avLst/>
+                    </a:prstGeom>
+                  </pic:spPr>
+                </pic:pic>
+              </a:graphicData>
+            </a:graphic>
+          </wp:inline>
+        </w:drawing>
+      </w:r>
+    </w:p>
+    <w:p>
+      <w:pPr>
+        <w:jc w:val="center"/>
+      </w:pPr>
+      <w:r>
+        <w:rPr>
+          <w:rFonts w:hint="cs"/>
+          <w:cs/>
+        </w:rPr>
+        <w:t>ภาพที่ 4.</w:t>
+      </w:r>
+      <w:r>
+        <w:t>3</w:t>
+      </w:r>
+      <w:r>
+        <w:t>7</w:t>
+      </w:r>
+      <w:r>
+        <w:rPr>
+          <w:rFonts w:hint="cs"/>
+          <w:cs/>
+        </w:rPr>
+        <w:t xml:space="preserve"> หน้าต่างแสดงหน้าหลักของเว็บผู้ใช้งาน</w:t>
+      </w:r>
+      <w:r>
+        <w:t xml:space="preserve"> (</w:t>
+      </w:r>
+      <w:r>
+        <w:rPr>
+          <w:rFonts w:hint="cs"/>
+          <w:cs/>
+        </w:rPr>
+        <w:t>ขนาดหน้าจอ</w:t>
+      </w:r>
+      <w:r>
+        <w:rPr>
+          <w:rFonts w:hint="cs"/>
+          <w:cs/>
+        </w:rPr>
+        <w:t>มือถือ</w:t>
+      </w:r>
+      <w:r>
+        <w:t>)</w:t>
+      </w:r>
+    </w:p>
+    <w:p>
+      <w:pPr>
+        <w:rPr>
+          <w:rFonts w:hint="cs"/>
+        </w:rPr>
+      </w:pPr>
+    </w:p>
+    <w:p>
+      <w:pPr>
+        <w:pStyle w:val="ListParagraph"/>
+        <w:numPr>
+          <w:ilvl w:val="0"/>
+          <w:numId w:val="4"/>
+        </w:numPr>
+        <w:rPr>
+          <w:rFonts w:hint="cs"/>
+          <w:cs/>
+        </w:rPr>
+      </w:pPr>
     </w:p>
     <w:sectPr>
-      <w:headerReference w:type="default" r:id="rId15"/>
+      <w:headerReference w:type="default" r:id="rId43"/>
       <w:pgSz w:w="11906" w:h="16838"/>
       <w:pgMar w:top="2160" w:right="1440" w:bottom="1440" w:left="2160" w:header="706" w:footer="706" w:gutter="0"/>
       <w:cols w:space="708"/>
@@ -1329,6 +4596,370 @@
     </w:pPr>
   </w:p>
 </w:hdr>
+</file>
+
+<file path=word/numbering.xml><?xml version="1.0" encoding="utf-8"?>
+<w:numbering xmlns:wpc="http://schemas.microsoft.com/office/word/2010/wordprocessingCanvas" xmlns:cx="http://schemas.microsoft.com/office/drawing/2014/chartex" xmlns:cx1="http://schemas.microsoft.com/office/drawing/2015/9/8/chartex" xmlns:cx2="http://schemas.microsoft.com/office/drawing/2015/10/21/chartex" xmlns:cx3="http://schemas.microsoft.com/office/drawing/2016/5/9/chartex" xmlns:cx4="http://schemas.microsoft.com/office/drawing/2016/5/10/chartex" xmlns:cx5="http://schemas.microsoft.com/office/drawing/2016/5/11/chartex" xmlns:cx6="http://schemas.microsoft.com/office/drawing/2016/5/12/chartex" xmlns:cx7="http://schemas.microsoft.com/office/drawing/2016/5/13/chartex" xmlns:cx8="http://schemas.microsoft.com/office/drawing/2016/5/14/chartex" xmlns:mc="http://schemas.openxmlformats.org/markup-compatibility/2006" xmlns:aink="http://schemas.microsoft.com/office/drawing/2016/ink" xmlns:am3d="http://schemas.microsoft.com/office/drawing/2017/model3d" xmlns:o="urn:schemas-microsoft-com:office:office" xmlns:r="http://schemas.openxmlformats.org/officeDocument/2006/relationships" xmlns:m="http://schemas.openxmlformats.org/officeDocument/2006/math" xmlns:v="urn:schemas-microsoft-com:vml" xmlns:wp14="http://schemas.microsoft.com/office/word/2010/wordprocessingDrawing" xmlns:wp="http://schemas.openxmlformats.org/drawingml/2006/wordprocessingDrawing" xmlns:w10="urn:schemas-microsoft-com:office:word" xmlns:w="http://schemas.openxmlformats.org/wordprocessingml/2006/main" xmlns:w14="http://schemas.microsoft.com/office/word/2010/wordml" xmlns:w15="http://schemas.microsoft.com/office/word/2012/wordml" xmlns:w16cex="http://schemas.microsoft.com/office/word/2018/wordml/cex" xmlns:w16cid="http://schemas.microsoft.com/office/word/2016/wordml/cid" xmlns:w16="http://schemas.microsoft.com/office/word/2018/wordml" xmlns:w16sdtdh="http://schemas.microsoft.com/office/word/2020/wordml/sdtdatahash" xmlns:w16se="http://schemas.microsoft.com/office/word/2015/wordml/symex" xmlns:wpg="http://schemas.microsoft.com/office/word/2010/wordprocessingGroup" xmlns:wpi="http://schemas.microsoft.com/office/word/2010/wordprocessingInk" xmlns:wne="http://schemas.microsoft.com/office/word/2006/wordml" xmlns:wps="http://schemas.microsoft.com/office/word/2010/wordprocessingShape" mc:Ignorable="w14 w15 w16se w16cid w16 w16cex w16sdtdh wp14">
+  <w:abstractNum w:abstractNumId="0" w15:restartNumberingAfterBreak="0">
+    <w:nsid w:val="26513D29"/>
+    <w:multiLevelType w:val="hybridMultilevel"/>
+    <w:tmpl w:val="EA62527A"/>
+    <w:lvl w:ilvl="0" w:tplc="0409000F">
+      <w:start w:val="1"/>
+      <w:numFmt w:val="decimal"/>
+      <w:lvlText w:val="%1."/>
+      <w:lvlJc w:val="left"/>
+      <w:pPr>
+        <w:ind w:left="2160" w:hanging="360"/>
+      </w:pPr>
+    </w:lvl>
+    <w:lvl w:ilvl="1" w:tplc="04090019" w:tentative="1">
+      <w:start w:val="1"/>
+      <w:numFmt w:val="lowerLetter"/>
+      <w:lvlText w:val="%2."/>
+      <w:lvlJc w:val="left"/>
+      <w:pPr>
+        <w:ind w:left="2880" w:hanging="360"/>
+      </w:pPr>
+    </w:lvl>
+    <w:lvl w:ilvl="2" w:tplc="0409001B" w:tentative="1">
+      <w:start w:val="1"/>
+      <w:numFmt w:val="lowerRoman"/>
+      <w:lvlText w:val="%3."/>
+      <w:lvlJc w:val="right"/>
+      <w:pPr>
+        <w:ind w:left="3600" w:hanging="180"/>
+      </w:pPr>
+    </w:lvl>
+    <w:lvl w:ilvl="3" w:tplc="0409000F" w:tentative="1">
+      <w:start w:val="1"/>
+      <w:numFmt w:val="decimal"/>
+      <w:lvlText w:val="%4."/>
+      <w:lvlJc w:val="left"/>
+      <w:pPr>
+        <w:ind w:left="4320" w:hanging="360"/>
+      </w:pPr>
+    </w:lvl>
+    <w:lvl w:ilvl="4" w:tplc="04090019" w:tentative="1">
+      <w:start w:val="1"/>
+      <w:numFmt w:val="lowerLetter"/>
+      <w:lvlText w:val="%5."/>
+      <w:lvlJc w:val="left"/>
+      <w:pPr>
+        <w:ind w:left="5040" w:hanging="360"/>
+      </w:pPr>
+    </w:lvl>
+    <w:lvl w:ilvl="5" w:tplc="0409001B" w:tentative="1">
+      <w:start w:val="1"/>
+      <w:numFmt w:val="lowerRoman"/>
+      <w:lvlText w:val="%6."/>
+      <w:lvlJc w:val="right"/>
+      <w:pPr>
+        <w:ind w:left="5760" w:hanging="180"/>
+      </w:pPr>
+    </w:lvl>
+    <w:lvl w:ilvl="6" w:tplc="0409000F" w:tentative="1">
+      <w:start w:val="1"/>
+      <w:numFmt w:val="decimal"/>
+      <w:lvlText w:val="%7."/>
+      <w:lvlJc w:val="left"/>
+      <w:pPr>
+        <w:ind w:left="6480" w:hanging="360"/>
+      </w:pPr>
+    </w:lvl>
+    <w:lvl w:ilvl="7" w:tplc="04090019" w:tentative="1">
+      <w:start w:val="1"/>
+      <w:numFmt w:val="lowerLetter"/>
+      <w:lvlText w:val="%8."/>
+      <w:lvlJc w:val="left"/>
+      <w:pPr>
+        <w:ind w:left="7200" w:hanging="360"/>
+      </w:pPr>
+    </w:lvl>
+    <w:lvl w:ilvl="8" w:tplc="0409001B" w:tentative="1">
+      <w:start w:val="1"/>
+      <w:numFmt w:val="lowerRoman"/>
+      <w:lvlText w:val="%9."/>
+      <w:lvlJc w:val="right"/>
+      <w:pPr>
+        <w:ind w:left="7920" w:hanging="180"/>
+      </w:pPr>
+    </w:lvl>
+  </w:abstractNum>
+  <w:abstractNum w:abstractNumId="1" w15:restartNumberingAfterBreak="0">
+    <w:nsid w:val="2E104BE3"/>
+    <w:multiLevelType w:val="hybridMultilevel"/>
+    <w:tmpl w:val="EDB27F0C"/>
+    <w:lvl w:ilvl="0" w:tplc="4650EAE0">
+      <w:start w:val="3"/>
+      <w:numFmt w:val="decimal"/>
+      <w:lvlText w:val="%1."/>
+      <w:lvlJc w:val="left"/>
+      <w:pPr>
+        <w:ind w:left="2160" w:hanging="360"/>
+      </w:pPr>
+      <w:rPr>
+        <w:rFonts w:hint="default"/>
+      </w:rPr>
+    </w:lvl>
+    <w:lvl w:ilvl="1" w:tplc="04090019" w:tentative="1">
+      <w:start w:val="1"/>
+      <w:numFmt w:val="lowerLetter"/>
+      <w:lvlText w:val="%2."/>
+      <w:lvlJc w:val="left"/>
+      <w:pPr>
+        <w:ind w:left="1440" w:hanging="360"/>
+      </w:pPr>
+    </w:lvl>
+    <w:lvl w:ilvl="2" w:tplc="0409001B" w:tentative="1">
+      <w:start w:val="1"/>
+      <w:numFmt w:val="lowerRoman"/>
+      <w:lvlText w:val="%3."/>
+      <w:lvlJc w:val="right"/>
+      <w:pPr>
+        <w:ind w:left="2160" w:hanging="180"/>
+      </w:pPr>
+    </w:lvl>
+    <w:lvl w:ilvl="3" w:tplc="0409000F" w:tentative="1">
+      <w:start w:val="1"/>
+      <w:numFmt w:val="decimal"/>
+      <w:lvlText w:val="%4."/>
+      <w:lvlJc w:val="left"/>
+      <w:pPr>
+        <w:ind w:left="2880" w:hanging="360"/>
+      </w:pPr>
+    </w:lvl>
+    <w:lvl w:ilvl="4" w:tplc="04090019" w:tentative="1">
+      <w:start w:val="1"/>
+      <w:numFmt w:val="lowerLetter"/>
+      <w:lvlText w:val="%5."/>
+      <w:lvlJc w:val="left"/>
+      <w:pPr>
+        <w:ind w:left="3600" w:hanging="360"/>
+      </w:pPr>
+    </w:lvl>
+    <w:lvl w:ilvl="5" w:tplc="0409001B" w:tentative="1">
+      <w:start w:val="1"/>
+      <w:numFmt w:val="lowerRoman"/>
+      <w:lvlText w:val="%6."/>
+      <w:lvlJc w:val="right"/>
+      <w:pPr>
+        <w:ind w:left="4320" w:hanging="180"/>
+      </w:pPr>
+    </w:lvl>
+    <w:lvl w:ilvl="6" w:tplc="0409000F" w:tentative="1">
+      <w:start w:val="1"/>
+      <w:numFmt w:val="decimal"/>
+      <w:lvlText w:val="%7."/>
+      <w:lvlJc w:val="left"/>
+      <w:pPr>
+        <w:ind w:left="5040" w:hanging="360"/>
+      </w:pPr>
+    </w:lvl>
+    <w:lvl w:ilvl="7" w:tplc="04090019" w:tentative="1">
+      <w:start w:val="1"/>
+      <w:numFmt w:val="lowerLetter"/>
+      <w:lvlText w:val="%8."/>
+      <w:lvlJc w:val="left"/>
+      <w:pPr>
+        <w:ind w:left="5760" w:hanging="360"/>
+      </w:pPr>
+    </w:lvl>
+    <w:lvl w:ilvl="8" w:tplc="0409001B" w:tentative="1">
+      <w:start w:val="1"/>
+      <w:numFmt w:val="lowerRoman"/>
+      <w:lvlText w:val="%9."/>
+      <w:lvlJc w:val="right"/>
+      <w:pPr>
+        <w:ind w:left="6480" w:hanging="180"/>
+      </w:pPr>
+    </w:lvl>
+  </w:abstractNum>
+  <w:abstractNum w:abstractNumId="2" w15:restartNumberingAfterBreak="0">
+    <w:nsid w:val="62970E23"/>
+    <w:multiLevelType w:val="hybridMultilevel"/>
+    <w:tmpl w:val="E90E764A"/>
+    <w:lvl w:ilvl="0" w:tplc="0409000F">
+      <w:start w:val="1"/>
+      <w:numFmt w:val="decimal"/>
+      <w:lvlText w:val="%1."/>
+      <w:lvlJc w:val="left"/>
+      <w:pPr>
+        <w:ind w:left="2160" w:hanging="360"/>
+      </w:pPr>
+    </w:lvl>
+    <w:lvl w:ilvl="1" w:tplc="04090019" w:tentative="1">
+      <w:start w:val="1"/>
+      <w:numFmt w:val="lowerLetter"/>
+      <w:lvlText w:val="%2."/>
+      <w:lvlJc w:val="left"/>
+      <w:pPr>
+        <w:ind w:left="2880" w:hanging="360"/>
+      </w:pPr>
+    </w:lvl>
+    <w:lvl w:ilvl="2" w:tplc="0409001B" w:tentative="1">
+      <w:start w:val="1"/>
+      <w:numFmt w:val="lowerRoman"/>
+      <w:lvlText w:val="%3."/>
+      <w:lvlJc w:val="right"/>
+      <w:pPr>
+        <w:ind w:left="3600" w:hanging="180"/>
+      </w:pPr>
+    </w:lvl>
+    <w:lvl w:ilvl="3" w:tplc="0409000F" w:tentative="1">
+      <w:start w:val="1"/>
+      <w:numFmt w:val="decimal"/>
+      <w:lvlText w:val="%4."/>
+      <w:lvlJc w:val="left"/>
+      <w:pPr>
+        <w:ind w:left="4320" w:hanging="360"/>
+      </w:pPr>
+    </w:lvl>
+    <w:lvl w:ilvl="4" w:tplc="04090019" w:tentative="1">
+      <w:start w:val="1"/>
+      <w:numFmt w:val="lowerLetter"/>
+      <w:lvlText w:val="%5."/>
+      <w:lvlJc w:val="left"/>
+      <w:pPr>
+        <w:ind w:left="5040" w:hanging="360"/>
+      </w:pPr>
+    </w:lvl>
+    <w:lvl w:ilvl="5" w:tplc="0409001B" w:tentative="1">
+      <w:start w:val="1"/>
+      <w:numFmt w:val="lowerRoman"/>
+      <w:lvlText w:val="%6."/>
+      <w:lvlJc w:val="right"/>
+      <w:pPr>
+        <w:ind w:left="5760" w:hanging="180"/>
+      </w:pPr>
+    </w:lvl>
+    <w:lvl w:ilvl="6" w:tplc="0409000F" w:tentative="1">
+      <w:start w:val="1"/>
+      <w:numFmt w:val="decimal"/>
+      <w:lvlText w:val="%7."/>
+      <w:lvlJc w:val="left"/>
+      <w:pPr>
+        <w:ind w:left="6480" w:hanging="360"/>
+      </w:pPr>
+    </w:lvl>
+    <w:lvl w:ilvl="7" w:tplc="04090019" w:tentative="1">
+      <w:start w:val="1"/>
+      <w:numFmt w:val="lowerLetter"/>
+      <w:lvlText w:val="%8."/>
+      <w:lvlJc w:val="left"/>
+      <w:pPr>
+        <w:ind w:left="7200" w:hanging="360"/>
+      </w:pPr>
+    </w:lvl>
+    <w:lvl w:ilvl="8" w:tplc="0409001B" w:tentative="1">
+      <w:start w:val="1"/>
+      <w:numFmt w:val="lowerRoman"/>
+      <w:lvlText w:val="%9."/>
+      <w:lvlJc w:val="right"/>
+      <w:pPr>
+        <w:ind w:left="7920" w:hanging="180"/>
+      </w:pPr>
+    </w:lvl>
+  </w:abstractNum>
+  <w:abstractNum w:abstractNumId="3" w15:restartNumberingAfterBreak="0">
+    <w:nsid w:val="64D4524B"/>
+    <w:multiLevelType w:val="hybridMultilevel"/>
+    <w:tmpl w:val="EA62527A"/>
+    <w:lvl w:ilvl="0" w:tplc="0409000F">
+      <w:start w:val="1"/>
+      <w:numFmt w:val="decimal"/>
+      <w:lvlText w:val="%1."/>
+      <w:lvlJc w:val="left"/>
+      <w:pPr>
+        <w:ind w:left="2160" w:hanging="360"/>
+      </w:pPr>
+    </w:lvl>
+    <w:lvl w:ilvl="1" w:tplc="04090019" w:tentative="1">
+      <w:start w:val="1"/>
+      <w:numFmt w:val="lowerLetter"/>
+      <w:lvlText w:val="%2."/>
+      <w:lvlJc w:val="left"/>
+      <w:pPr>
+        <w:ind w:left="2880" w:hanging="360"/>
+      </w:pPr>
+    </w:lvl>
+    <w:lvl w:ilvl="2" w:tplc="0409001B" w:tentative="1">
+      <w:start w:val="1"/>
+      <w:numFmt w:val="lowerRoman"/>
+      <w:lvlText w:val="%3."/>
+      <w:lvlJc w:val="right"/>
+      <w:pPr>
+        <w:ind w:left="3600" w:hanging="180"/>
+      </w:pPr>
+    </w:lvl>
+    <w:lvl w:ilvl="3" w:tplc="0409000F" w:tentative="1">
+      <w:start w:val="1"/>
+      <w:numFmt w:val="decimal"/>
+      <w:lvlText w:val="%4."/>
+      <w:lvlJc w:val="left"/>
+      <w:pPr>
+        <w:ind w:left="4320" w:hanging="360"/>
+      </w:pPr>
+    </w:lvl>
+    <w:lvl w:ilvl="4" w:tplc="04090019" w:tentative="1">
+      <w:start w:val="1"/>
+      <w:numFmt w:val="lowerLetter"/>
+      <w:lvlText w:val="%5."/>
+      <w:lvlJc w:val="left"/>
+      <w:pPr>
+        <w:ind w:left="5040" w:hanging="360"/>
+      </w:pPr>
+    </w:lvl>
+    <w:lvl w:ilvl="5" w:tplc="0409001B" w:tentative="1">
+      <w:start w:val="1"/>
+      <w:numFmt w:val="lowerRoman"/>
+      <w:lvlText w:val="%6."/>
+      <w:lvlJc w:val="right"/>
+      <w:pPr>
+        <w:ind w:left="5760" w:hanging="180"/>
+      </w:pPr>
+    </w:lvl>
+    <w:lvl w:ilvl="6" w:tplc="0409000F" w:tentative="1">
+      <w:start w:val="1"/>
+      <w:numFmt w:val="decimal"/>
+      <w:lvlText w:val="%7."/>
+      <w:lvlJc w:val="left"/>
+      <w:pPr>
+        <w:ind w:left="6480" w:hanging="360"/>
+      </w:pPr>
+    </w:lvl>
+    <w:lvl w:ilvl="7" w:tplc="04090019" w:tentative="1">
+      <w:start w:val="1"/>
+      <w:numFmt w:val="lowerLetter"/>
+      <w:lvlText w:val="%8."/>
+      <w:lvlJc w:val="left"/>
+      <w:pPr>
+        <w:ind w:left="7200" w:hanging="360"/>
+      </w:pPr>
+    </w:lvl>
+    <w:lvl w:ilvl="8" w:tplc="0409001B" w:tentative="1">
+      <w:start w:val="1"/>
+      <w:numFmt w:val="lowerRoman"/>
+      <w:lvlText w:val="%9."/>
+      <w:lvlJc w:val="right"/>
+      <w:pPr>
+        <w:ind w:left="7920" w:hanging="180"/>
+      </w:pPr>
+    </w:lvl>
+  </w:abstractNum>
+  <w:num w:numId="1">
+    <w:abstractNumId w:val="2"/>
+  </w:num>
+  <w:num w:numId="2">
+    <w:abstractNumId w:val="0"/>
+  </w:num>
+  <w:num w:numId="3">
+    <w:abstractNumId w:val="3"/>
+  </w:num>
+  <w:num w:numId="4">
+    <w:abstractNumId w:val="1"/>
+  </w:num>
+</w:numbering>
 </file>
 
 <file path=word/styles.xml><?xml version="1.0" encoding="utf-8"?>
@@ -1729,7 +5360,7 @@
   <w:style w:type="paragraph" w:default="1" w:styleId="Normal">
     <w:name w:val="Normal"/>
     <w:qFormat/>
-    <w:rsid w:val="00995F44"/>
+    <w:rsid w:val="0010184C"/>
     <w:pPr>
       <w:spacing w:after="0"/>
     </w:pPr>
